--- a/Project_Documentation (1).docx
+++ b/Project_Documentation (1).docx
@@ -8,7 +8,9 @@
       </w:pPr>
       <w:r>
         <w:rPr>
+          <w:rFonts w:cs="Times New Roman"/>
           <w:b/>
+          <w:bCs/>
           <w:sz w:val="36"/>
         </w:rPr>
         <w:t>STUDENT PERFORMANCE ANALYTICS SYSTEM</w:t>
@@ -24,19 +26,13 @@
       </w:pPr>
       <w:r>
         <w:rPr>
+          <w:rFonts w:cs="Times New Roman"/>
           <w:i/>
+          <w:iCs/>
           <w:sz w:val="28"/>
           <w:szCs w:val="28"/>
         </w:rPr>
-        <w:t>AI Agentic Development &amp; LLM Setup</w:t>
-      </w:r>
-      <w:r>
-        <w:rPr>
-          <w:i/>
-          <w:sz w:val="28"/>
-          <w:szCs w:val="28"/>
-        </w:rPr>
-        <w:t>—Project Documentation</w:t>
+        <w:t>AI Agentic Development &amp; LLM Setup—Project Documentation</w:t>
       </w:r>
     </w:p>
     <w:p>
@@ -48,20 +44,15 @@
       </w:pPr>
       <w:r>
         <w:rPr>
+          <w:rFonts w:cs="Times New Roman"/>
           <w:sz w:val="28"/>
           <w:szCs w:val="28"/>
         </w:rPr>
-        <w:t xml:space="preserve">Student Name: </w:t>
+        <w:t xml:space="preserve">Student Name:   </w:t>
       </w:r>
       <w:r>
         <w:rPr>
-          <w:sz w:val="28"/>
-          <w:szCs w:val="28"/>
-        </w:rPr>
-        <w:t xml:space="preserve">  </w:t>
-      </w:r>
-      <w:r>
-        <w:rPr>
+          <w:rFonts w:cs="Times New Roman"/>
           <w:sz w:val="28"/>
           <w:szCs w:val="28"/>
           <w:u w:val="single"/>
@@ -77,9 +68,9 @@
           <w:u w:val="single"/>
         </w:rPr>
       </w:pPr>
-      <w:proofErr w:type="gramStart"/>
       <w:r>
         <w:rPr>
+          <w:rFonts w:cs="Times New Roman"/>
           <w:sz w:val="28"/>
           <w:szCs w:val="28"/>
         </w:rPr>
@@ -87,28 +78,12 @@
       </w:r>
       <w:r>
         <w:rPr>
+          <w:rFonts w:cs="Times New Roman"/>
           <w:sz w:val="28"/>
           <w:szCs w:val="28"/>
           <w:u w:val="single"/>
         </w:rPr>
-        <w:t>:</w:t>
-      </w:r>
-      <w:proofErr w:type="gramEnd"/>
-      <w:r>
-        <w:rPr>
-          <w:sz w:val="28"/>
-          <w:szCs w:val="28"/>
-          <w:u w:val="single"/>
-        </w:rPr>
-        <w:t xml:space="preserve"> EWB Software Training Institute Pvt. Ltd. — </w:t>
-      </w:r>
-      <w:r>
-        <w:rPr>
-          <w:sz w:val="28"/>
-          <w:szCs w:val="28"/>
-          <w:u w:val="single"/>
-        </w:rPr>
-        <w:t>AI Agentic Development &amp; LLM Setup</w:t>
+        <w:t>: EWB Software Training Institute Pvt. Ltd. — AI Agentic Development &amp; LLM Setup</w:t>
       </w:r>
     </w:p>
     <w:p>
@@ -120,31 +95,11 @@
       </w:pPr>
       <w:r>
         <w:rPr>
+          <w:rFonts w:cs="Times New Roman"/>
           <w:sz w:val="28"/>
           <w:szCs w:val="28"/>
         </w:rPr>
-        <w:t xml:space="preserve">Submission Date: </w:t>
-      </w:r>
-      <w:r>
-        <w:rPr>
-          <w:sz w:val="28"/>
-          <w:szCs w:val="28"/>
-        </w:rPr>
-        <w:t>2</w:t>
-      </w:r>
-      <w:r>
-        <w:rPr>
-          <w:sz w:val="28"/>
-          <w:szCs w:val="28"/>
-        </w:rPr>
-        <w:t>6</w:t>
-      </w:r>
-      <w:r>
-        <w:rPr>
-          <w:sz w:val="28"/>
-          <w:szCs w:val="28"/>
-        </w:rPr>
-        <w:t>-10-2026</w:t>
+        <w:t>Submission Date: 26-10-2026</w:t>
       </w:r>
     </w:p>
     <w:p>
@@ -157,6 +112,7 @@
       </w:pPr>
       <w:r>
         <w:rPr>
+          <w:rFonts w:cs="Calibri"/>
           <w:sz w:val="32"/>
           <w:szCs w:val="32"/>
         </w:rPr>
@@ -164,14 +120,9 @@
       </w:r>
     </w:p>
     <w:p>
-      <w:pPr>
-        <w:rPr>
-          <w:lang w:val="en-IN"/>
-        </w:rPr>
-      </w:pPr>
       <w:r>
         <w:rPr>
-          <w:lang w:val="en-IN"/>
+          <w:rFonts w:cs="Times New Roman"/>
         </w:rPr>
         <w:t>Students Database CRUD Application</w:t>
       </w:r>
@@ -181,7 +132,6 @@
         <w:rPr>
           <w:sz w:val="24"/>
           <w:szCs w:val="24"/>
-          <w:lang w:val="en-IN"/>
         </w:rPr>
       </w:pPr>
     </w:p>
@@ -195,6 +145,7 @@
       </w:pPr>
       <w:r>
         <w:rPr>
+          <w:rFonts w:cs="Calibri"/>
           <w:sz w:val="32"/>
           <w:szCs w:val="32"/>
         </w:rPr>
@@ -206,14 +157,13 @@
         <w:rPr>
           <w:sz w:val="24"/>
           <w:szCs w:val="24"/>
-          <w:lang w:val="en-IN"/>
         </w:rPr>
       </w:pPr>
       <w:r>
         <w:rPr>
+          <w:rFonts w:cs="Times New Roman"/>
           <w:sz w:val="24"/>
           <w:szCs w:val="24"/>
-          <w:lang w:val="en-IN"/>
         </w:rPr>
         <w:t>The main objective of this project is to develop a backend application that manages student records efficiently using Create, Read, Update, and Delete (CRUD) operations.</w:t>
       </w:r>
@@ -223,14 +173,13 @@
         <w:rPr>
           <w:sz w:val="24"/>
           <w:szCs w:val="24"/>
-          <w:lang w:val="en-IN"/>
         </w:rPr>
       </w:pPr>
       <w:r>
         <w:rPr>
+          <w:rFonts w:cs="Times New Roman"/>
           <w:sz w:val="24"/>
           <w:szCs w:val="24"/>
-          <w:lang w:val="en-IN"/>
         </w:rPr>
         <w:t>Manual management of student information can make it difficult to maintain, retrieve, and update records consistently. This project provides an API-based solution for handling student data in a structured database.</w:t>
       </w:r>
@@ -240,14 +189,13 @@
         <w:rPr>
           <w:sz w:val="24"/>
           <w:szCs w:val="24"/>
-          <w:lang w:val="en-IN"/>
         </w:rPr>
       </w:pPr>
       <w:r>
         <w:rPr>
+          <w:rFonts w:cs="Times New Roman"/>
           <w:sz w:val="24"/>
           <w:szCs w:val="24"/>
-          <w:lang w:val="en-IN"/>
         </w:rPr>
         <w:t>The main objectives are:</w:t>
       </w:r>
@@ -262,34 +210,15 @@
         <w:rPr>
           <w:sz w:val="24"/>
           <w:szCs w:val="24"/>
-          <w:lang w:val="en-IN"/>
         </w:rPr>
       </w:pPr>
       <w:r>
         <w:rPr>
+          <w:rFonts w:cs="Times New Roman"/>
           <w:sz w:val="24"/>
           <w:szCs w:val="24"/>
-          <w:lang w:val="en-IN"/>
-        </w:rPr>
-        <w:t xml:space="preserve">To develop a REST API using </w:t>
-      </w:r>
-      <w:proofErr w:type="spellStart"/>
-      <w:r>
-        <w:rPr>
-          <w:sz w:val="24"/>
-          <w:szCs w:val="24"/>
-          <w:lang w:val="en-IN"/>
-        </w:rPr>
-        <w:t>FastAPI</w:t>
-      </w:r>
-      <w:proofErr w:type="spellEnd"/>
-      <w:r>
-        <w:rPr>
-          <w:sz w:val="24"/>
-          <w:szCs w:val="24"/>
-          <w:lang w:val="en-IN"/>
-        </w:rPr>
-        <w:t>.</w:t>
+        </w:rPr>
+        <w:t>To develop a REST API using FastAPI.</w:t>
       </w:r>
     </w:p>
     <w:p>
@@ -302,14 +231,13 @@
         <w:rPr>
           <w:sz w:val="24"/>
           <w:szCs w:val="24"/>
-          <w:lang w:val="en-IN"/>
         </w:rPr>
       </w:pPr>
       <w:r>
         <w:rPr>
+          <w:rFonts w:cs="Times New Roman"/>
           <w:sz w:val="24"/>
           <w:szCs w:val="24"/>
-          <w:lang w:val="en-IN"/>
         </w:rPr>
         <w:t>To store student information persistently using SQLite.</w:t>
       </w:r>
@@ -324,14 +252,13 @@
         <w:rPr>
           <w:sz w:val="24"/>
           <w:szCs w:val="24"/>
-          <w:lang w:val="en-IN"/>
         </w:rPr>
       </w:pPr>
       <w:r>
         <w:rPr>
+          <w:rFonts w:cs="Times New Roman"/>
           <w:sz w:val="24"/>
           <w:szCs w:val="24"/>
-          <w:lang w:val="en-IN"/>
         </w:rPr>
         <w:t>To implement all four CRUD operations.</w:t>
       </w:r>
@@ -346,14 +273,13 @@
         <w:rPr>
           <w:sz w:val="24"/>
           <w:szCs w:val="24"/>
-          <w:lang w:val="en-IN"/>
         </w:rPr>
       </w:pPr>
       <w:r>
         <w:rPr>
+          <w:rFonts w:cs="Times New Roman"/>
           <w:sz w:val="24"/>
           <w:szCs w:val="24"/>
-          <w:lang w:val="en-IN"/>
         </w:rPr>
         <w:t>To validate incoming student data.</w:t>
       </w:r>
@@ -368,14 +294,13 @@
         <w:rPr>
           <w:sz w:val="24"/>
           <w:szCs w:val="24"/>
-          <w:lang w:val="en-IN"/>
         </w:rPr>
       </w:pPr>
       <w:r>
         <w:rPr>
+          <w:rFonts w:cs="Times New Roman"/>
           <w:sz w:val="24"/>
           <w:szCs w:val="24"/>
-          <w:lang w:val="en-IN"/>
         </w:rPr>
         <w:t>To retrieve individual student records and handle missing records.</w:t>
       </w:r>
@@ -390,14 +315,13 @@
         <w:rPr>
           <w:sz w:val="24"/>
           <w:szCs w:val="24"/>
-          <w:lang w:val="en-IN"/>
         </w:rPr>
       </w:pPr>
       <w:r>
         <w:rPr>
+          <w:rFonts w:cs="Times New Roman"/>
           <w:sz w:val="24"/>
           <w:szCs w:val="24"/>
-          <w:lang w:val="en-IN"/>
         </w:rPr>
         <w:t>To test API functionality through Swagger UI and automated tests.</w:t>
       </w:r>
@@ -407,7 +331,6 @@
         <w:rPr>
           <w:sz w:val="24"/>
           <w:szCs w:val="24"/>
-          <w:lang w:val="en-IN"/>
         </w:rPr>
       </w:pPr>
     </w:p>
@@ -421,6 +344,7 @@
       </w:pPr>
       <w:r>
         <w:rPr>
+          <w:rFonts w:cs="Calibri"/>
           <w:sz w:val="32"/>
           <w:szCs w:val="32"/>
         </w:rPr>
@@ -428,52 +352,42 @@
       </w:r>
     </w:p>
     <w:p>
-      <w:pPr>
-        <w:rPr>
-          <w:lang w:val="en-IN"/>
-        </w:rPr>
-      </w:pPr>
       <w:r>
         <w:rPr>
-          <w:lang w:val="en-IN"/>
+          <w:rFonts w:cs="Times New Roman"/>
         </w:rPr>
         <w:t>The project uses the following technologies and tools:</w:t>
       </w:r>
     </w:p>
     <w:tbl>
       <w:tblPr>
-        <w:tblStyle w:val="PlainTable1"/>
+        <w:tblStyle w:val="TableGrid"/>
         <w:tblW w:w="8615" w:type="dxa"/>
-        <w:tblLook w:val="04A0" w:firstRow="1" w:lastRow="0" w:firstColumn="1" w:lastColumn="0" w:noHBand="0" w:noVBand="1"/>
+        <w:tblLook w:val="07E0" w:firstRow="1" w:lastRow="1" w:firstColumn="1" w:lastColumn="1" w:noHBand="1" w:noVBand="1"/>
       </w:tblPr>
       <w:tblGrid>
-        <w:gridCol w:w="2976"/>
-        <w:gridCol w:w="5639"/>
+        <w:gridCol w:w="3114"/>
+        <w:gridCol w:w="5501"/>
       </w:tblGrid>
       <w:tr>
         <w:trPr>
-          <w:cnfStyle w:val="100000000000" w:firstRow="1" w:lastRow="0" w:firstColumn="0" w:lastColumn="0" w:oddVBand="0" w:evenVBand="0" w:oddHBand="0" w:evenHBand="0" w:firstRowFirstColumn="0" w:firstRowLastColumn="0" w:lastRowFirstColumn="0" w:lastRowLastColumn="0"/>
           <w:trHeight w:val="489"/>
         </w:trPr>
         <w:tc>
           <w:tcPr>
-            <w:cnfStyle w:val="001000000000" w:firstRow="0" w:lastRow="0" w:firstColumn="1" w:lastColumn="0" w:oddVBand="0" w:evenVBand="0" w:oddHBand="0" w:evenHBand="0" w:firstRowFirstColumn="0" w:firstRowLastColumn="0" w:lastRowFirstColumn="0" w:lastRowLastColumn="0"/>
             <w:tcW w:w="0" w:type="auto"/>
             <w:hideMark/>
           </w:tcPr>
           <w:p>
             <w:pPr>
               <w:rPr>
-                <w:b w:val="0"/>
-                <w:bCs w:val="0"/>
-                <w:lang w:val="en-IN"/>
+                <w:b/>
+                <w:bCs/>
               </w:rPr>
             </w:pPr>
             <w:r>
               <w:rPr>
-                <w:b w:val="0"/>
-                <w:bCs w:val="0"/>
-                <w:lang w:val="en-IN"/>
+                <w:rFonts w:asciiTheme="minorHAnsi" w:hAnsiTheme="minorHAnsi" w:cs="Cambria"/>
               </w:rPr>
               <w:t>Technology</w:t>
             </w:r>
@@ -486,18 +400,14 @@
           </w:tcPr>
           <w:p>
             <w:pPr>
-              <w:cnfStyle w:val="100000000000" w:firstRow="1" w:lastRow="0" w:firstColumn="0" w:lastColumn="0" w:oddVBand="0" w:evenVBand="0" w:oddHBand="0" w:evenHBand="0" w:firstRowFirstColumn="0" w:firstRowLastColumn="0" w:lastRowFirstColumn="0" w:lastRowLastColumn="0"/>
               <w:rPr>
-                <w:b w:val="0"/>
-                <w:bCs w:val="0"/>
-                <w:lang w:val="en-IN"/>
+                <w:b/>
+                <w:bCs/>
               </w:rPr>
             </w:pPr>
             <w:r>
               <w:rPr>
-                <w:b w:val="0"/>
-                <w:bCs w:val="0"/>
-                <w:lang w:val="en-IN"/>
+                <w:rFonts w:asciiTheme="minorHAnsi" w:hAnsiTheme="minorHAnsi" w:cs="Cambria"/>
               </w:rPr>
               <w:t>Purpose</w:t>
             </w:r>
@@ -506,28 +416,23 @@
       </w:tr>
       <w:tr>
         <w:trPr>
-          <w:cnfStyle w:val="000000100000" w:firstRow="0" w:lastRow="0" w:firstColumn="0" w:lastColumn="0" w:oddVBand="0" w:evenVBand="0" w:oddHBand="1" w:evenHBand="0" w:firstRowFirstColumn="0" w:firstRowLastColumn="0" w:lastRowFirstColumn="0" w:lastRowLastColumn="0"/>
           <w:trHeight w:val="489"/>
         </w:trPr>
         <w:tc>
           <w:tcPr>
-            <w:cnfStyle w:val="001000000000" w:firstRow="0" w:lastRow="0" w:firstColumn="1" w:lastColumn="0" w:oddVBand="0" w:evenVBand="0" w:oddHBand="0" w:evenHBand="0" w:firstRowFirstColumn="0" w:firstRowLastColumn="0" w:lastRowFirstColumn="0" w:lastRowLastColumn="0"/>
             <w:tcW w:w="0" w:type="auto"/>
             <w:hideMark/>
           </w:tcPr>
           <w:p>
             <w:pPr>
               <w:rPr>
-                <w:b w:val="0"/>
-                <w:bCs w:val="0"/>
-                <w:lang w:val="en-IN"/>
+                <w:b/>
+                <w:bCs/>
               </w:rPr>
             </w:pPr>
             <w:r>
               <w:rPr>
-                <w:b w:val="0"/>
-                <w:bCs w:val="0"/>
-                <w:lang w:val="en-IN"/>
+                <w:rFonts w:asciiTheme="minorHAnsi" w:hAnsiTheme="minorHAnsi" w:cs="Cambria"/>
               </w:rPr>
               <w:t>Python</w:t>
             </w:r>
@@ -539,15 +444,9 @@
             <w:hideMark/>
           </w:tcPr>
           <w:p>
-            <w:pPr>
-              <w:cnfStyle w:val="000000100000" w:firstRow="0" w:lastRow="0" w:firstColumn="0" w:lastColumn="0" w:oddVBand="0" w:evenVBand="0" w:oddHBand="1" w:evenHBand="0" w:firstRowFirstColumn="0" w:firstRowLastColumn="0" w:lastRowFirstColumn="0" w:lastRowLastColumn="0"/>
-              <w:rPr>
-                <w:lang w:val="en-IN"/>
-              </w:rPr>
-            </w:pPr>
             <w:r>
               <w:rPr>
-                <w:lang w:val="en-IN"/>
+                <w:rFonts w:cs="Times New Roman"/>
               </w:rPr>
               <w:t>Main programming language</w:t>
             </w:r>
@@ -560,28 +459,22 @@
         </w:trPr>
         <w:tc>
           <w:tcPr>
-            <w:cnfStyle w:val="001000000000" w:firstRow="0" w:lastRow="0" w:firstColumn="1" w:lastColumn="0" w:oddVBand="0" w:evenVBand="0" w:oddHBand="0" w:evenHBand="0" w:firstRowFirstColumn="0" w:firstRowLastColumn="0" w:lastRowFirstColumn="0" w:lastRowLastColumn="0"/>
             <w:tcW w:w="0" w:type="auto"/>
             <w:hideMark/>
           </w:tcPr>
           <w:p>
             <w:pPr>
               <w:rPr>
-                <w:b w:val="0"/>
-                <w:bCs w:val="0"/>
-                <w:lang w:val="en-IN"/>
+                <w:b/>
+                <w:bCs/>
               </w:rPr>
             </w:pPr>
-            <w:proofErr w:type="spellStart"/>
             <w:r>
               <w:rPr>
-                <w:b w:val="0"/>
-                <w:bCs w:val="0"/>
-                <w:lang w:val="en-IN"/>
+                <w:rFonts w:asciiTheme="minorHAnsi" w:hAnsiTheme="minorHAnsi" w:cs="Cambria"/>
               </w:rPr>
               <w:t>FastAPI</w:t>
             </w:r>
-            <w:proofErr w:type="spellEnd"/>
           </w:p>
         </w:tc>
         <w:tc>
@@ -590,15 +483,9 @@
             <w:hideMark/>
           </w:tcPr>
           <w:p>
-            <w:pPr>
-              <w:cnfStyle w:val="000000000000" w:firstRow="0" w:lastRow="0" w:firstColumn="0" w:lastColumn="0" w:oddVBand="0" w:evenVBand="0" w:oddHBand="0" w:evenHBand="0" w:firstRowFirstColumn="0" w:firstRowLastColumn="0" w:lastRowFirstColumn="0" w:lastRowLastColumn="0"/>
-              <w:rPr>
-                <w:lang w:val="en-IN"/>
-              </w:rPr>
-            </w:pPr>
             <w:r>
               <w:rPr>
-                <w:lang w:val="en-IN"/>
+                <w:rFonts w:cs="Times New Roman"/>
               </w:rPr>
               <w:t>Creating REST API endpoints</w:t>
             </w:r>
@@ -607,28 +494,23 @@
       </w:tr>
       <w:tr>
         <w:trPr>
-          <w:cnfStyle w:val="000000100000" w:firstRow="0" w:lastRow="0" w:firstColumn="0" w:lastColumn="0" w:oddVBand="0" w:evenVBand="0" w:oddHBand="1" w:evenHBand="0" w:firstRowFirstColumn="0" w:firstRowLastColumn="0" w:lastRowFirstColumn="0" w:lastRowLastColumn="0"/>
           <w:trHeight w:val="489"/>
         </w:trPr>
         <w:tc>
           <w:tcPr>
-            <w:cnfStyle w:val="001000000000" w:firstRow="0" w:lastRow="0" w:firstColumn="1" w:lastColumn="0" w:oddVBand="0" w:evenVBand="0" w:oddHBand="0" w:evenHBand="0" w:firstRowFirstColumn="0" w:firstRowLastColumn="0" w:lastRowFirstColumn="0" w:lastRowLastColumn="0"/>
             <w:tcW w:w="0" w:type="auto"/>
             <w:hideMark/>
           </w:tcPr>
           <w:p>
             <w:pPr>
               <w:rPr>
-                <w:b w:val="0"/>
-                <w:bCs w:val="0"/>
-                <w:lang w:val="en-IN"/>
+                <w:b/>
+                <w:bCs/>
               </w:rPr>
             </w:pPr>
             <w:r>
               <w:rPr>
-                <w:b w:val="0"/>
-                <w:bCs w:val="0"/>
-                <w:lang w:val="en-IN"/>
+                <w:rFonts w:asciiTheme="minorHAnsi" w:hAnsiTheme="minorHAnsi" w:cs="Cambria"/>
               </w:rPr>
               <w:lastRenderedPageBreak/>
               <w:t>SQLite</w:t>
@@ -641,15 +523,9 @@
             <w:hideMark/>
           </w:tcPr>
           <w:p>
-            <w:pPr>
-              <w:cnfStyle w:val="000000100000" w:firstRow="0" w:lastRow="0" w:firstColumn="0" w:lastColumn="0" w:oddVBand="0" w:evenVBand="0" w:oddHBand="1" w:evenHBand="0" w:firstRowFirstColumn="0" w:firstRowLastColumn="0" w:lastRowFirstColumn="0" w:lastRowLastColumn="0"/>
-              <w:rPr>
-                <w:lang w:val="en-IN"/>
-              </w:rPr>
-            </w:pPr>
             <w:r>
               <w:rPr>
-                <w:lang w:val="en-IN"/>
+                <w:rFonts w:cs="Times New Roman"/>
               </w:rPr>
               <w:t>Persistent storage of student records</w:t>
             </w:r>
@@ -662,28 +538,22 @@
         </w:trPr>
         <w:tc>
           <w:tcPr>
-            <w:cnfStyle w:val="001000000000" w:firstRow="0" w:lastRow="0" w:firstColumn="1" w:lastColumn="0" w:oddVBand="0" w:evenVBand="0" w:oddHBand="0" w:evenHBand="0" w:firstRowFirstColumn="0" w:firstRowLastColumn="0" w:lastRowFirstColumn="0" w:lastRowLastColumn="0"/>
             <w:tcW w:w="0" w:type="auto"/>
             <w:hideMark/>
           </w:tcPr>
           <w:p>
             <w:pPr>
               <w:rPr>
-                <w:b w:val="0"/>
-                <w:bCs w:val="0"/>
-                <w:lang w:val="en-IN"/>
+                <w:b/>
+                <w:bCs/>
               </w:rPr>
             </w:pPr>
-            <w:proofErr w:type="spellStart"/>
             <w:r>
               <w:rPr>
-                <w:b w:val="0"/>
-                <w:bCs w:val="0"/>
-                <w:lang w:val="en-IN"/>
+                <w:rFonts w:asciiTheme="minorHAnsi" w:hAnsiTheme="minorHAnsi" w:cs="Cambria"/>
               </w:rPr>
               <w:t>SQLAlchemy</w:t>
             </w:r>
-            <w:proofErr w:type="spellEnd"/>
           </w:p>
         </w:tc>
         <w:tc>
@@ -692,15 +562,9 @@
             <w:hideMark/>
           </w:tcPr>
           <w:p>
-            <w:pPr>
-              <w:cnfStyle w:val="000000000000" w:firstRow="0" w:lastRow="0" w:firstColumn="0" w:lastColumn="0" w:oddVBand="0" w:evenVBand="0" w:oddHBand="0" w:evenHBand="0" w:firstRowFirstColumn="0" w:firstRowLastColumn="0" w:lastRowFirstColumn="0" w:lastRowLastColumn="0"/>
-              <w:rPr>
-                <w:lang w:val="en-IN"/>
-              </w:rPr>
-            </w:pPr>
             <w:r>
               <w:rPr>
-                <w:lang w:val="en-IN"/>
+                <w:rFonts w:cs="Times New Roman"/>
               </w:rPr>
               <w:t>Database interaction and ORM, if used in the project configuration</w:t>
             </w:r>
@@ -709,33 +573,26 @@
       </w:tr>
       <w:tr>
         <w:trPr>
-          <w:cnfStyle w:val="000000100000" w:firstRow="0" w:lastRow="0" w:firstColumn="0" w:lastColumn="0" w:oddVBand="0" w:evenVBand="0" w:oddHBand="1" w:evenHBand="0" w:firstRowFirstColumn="0" w:firstRowLastColumn="0" w:lastRowFirstColumn="0" w:lastRowLastColumn="0"/>
           <w:trHeight w:val="489"/>
         </w:trPr>
         <w:tc>
           <w:tcPr>
-            <w:cnfStyle w:val="001000000000" w:firstRow="0" w:lastRow="0" w:firstColumn="1" w:lastColumn="0" w:oddVBand="0" w:evenVBand="0" w:oddHBand="0" w:evenHBand="0" w:firstRowFirstColumn="0" w:firstRowLastColumn="0" w:lastRowFirstColumn="0" w:lastRowLastColumn="0"/>
             <w:tcW w:w="0" w:type="auto"/>
             <w:hideMark/>
           </w:tcPr>
           <w:p>
             <w:pPr>
               <w:rPr>
-                <w:b w:val="0"/>
-                <w:bCs w:val="0"/>
-                <w:lang w:val="en-IN"/>
+                <w:b/>
+                <w:bCs/>
               </w:rPr>
             </w:pPr>
-            <w:proofErr w:type="spellStart"/>
             <w:r>
               <w:rPr>
-                <w:b w:val="0"/>
-                <w:bCs w:val="0"/>
-                <w:lang w:val="en-IN"/>
+                <w:rFonts w:asciiTheme="minorHAnsi" w:hAnsiTheme="minorHAnsi" w:cs="Cambria"/>
               </w:rPr>
               <w:t>Pydantic</w:t>
             </w:r>
-            <w:proofErr w:type="spellEnd"/>
           </w:p>
         </w:tc>
         <w:tc>
@@ -744,15 +601,9 @@
             <w:hideMark/>
           </w:tcPr>
           <w:p>
-            <w:pPr>
-              <w:cnfStyle w:val="000000100000" w:firstRow="0" w:lastRow="0" w:firstColumn="0" w:lastColumn="0" w:oddVBand="0" w:evenVBand="0" w:oddHBand="1" w:evenHBand="0" w:firstRowFirstColumn="0" w:firstRowLastColumn="0" w:lastRowFirstColumn="0" w:lastRowLastColumn="0"/>
-              <w:rPr>
-                <w:lang w:val="en-IN"/>
-              </w:rPr>
-            </w:pPr>
             <w:r>
               <w:rPr>
-                <w:lang w:val="en-IN"/>
+                <w:rFonts w:cs="Times New Roman"/>
               </w:rPr>
               <w:t>Request-data validation and schema handling</w:t>
             </w:r>
@@ -765,28 +616,22 @@
         </w:trPr>
         <w:tc>
           <w:tcPr>
-            <w:cnfStyle w:val="001000000000" w:firstRow="0" w:lastRow="0" w:firstColumn="1" w:lastColumn="0" w:oddVBand="0" w:evenVBand="0" w:oddHBand="0" w:evenHBand="0" w:firstRowFirstColumn="0" w:firstRowLastColumn="0" w:lastRowFirstColumn="0" w:lastRowLastColumn="0"/>
             <w:tcW w:w="0" w:type="auto"/>
             <w:hideMark/>
           </w:tcPr>
           <w:p>
             <w:pPr>
               <w:rPr>
-                <w:b w:val="0"/>
-                <w:bCs w:val="0"/>
-                <w:lang w:val="en-IN"/>
+                <w:b/>
+                <w:bCs/>
               </w:rPr>
             </w:pPr>
-            <w:proofErr w:type="spellStart"/>
             <w:r>
               <w:rPr>
-                <w:b w:val="0"/>
-                <w:bCs w:val="0"/>
-                <w:lang w:val="en-IN"/>
+                <w:rFonts w:asciiTheme="minorHAnsi" w:hAnsiTheme="minorHAnsi" w:cs="Cambria"/>
               </w:rPr>
               <w:t>Uvicorn</w:t>
             </w:r>
-            <w:proofErr w:type="spellEnd"/>
           </w:p>
         </w:tc>
         <w:tc>
@@ -795,59 +640,34 @@
             <w:hideMark/>
           </w:tcPr>
           <w:p>
-            <w:pPr>
-              <w:cnfStyle w:val="000000000000" w:firstRow="0" w:lastRow="0" w:firstColumn="0" w:lastColumn="0" w:oddVBand="0" w:evenVBand="0" w:oddHBand="0" w:evenHBand="0" w:firstRowFirstColumn="0" w:firstRowLastColumn="0" w:lastRowFirstColumn="0" w:lastRowLastColumn="0"/>
-              <w:rPr>
-                <w:lang w:val="en-IN"/>
-              </w:rPr>
-            </w:pPr>
             <w:r>
               <w:rPr>
-                <w:lang w:val="en-IN"/>
+                <w:rFonts w:cs="Times New Roman"/>
               </w:rPr>
-              <w:t xml:space="preserve">Running the </w:t>
-            </w:r>
-            <w:proofErr w:type="spellStart"/>
-            <w:r>
-              <w:rPr>
-                <w:lang w:val="en-IN"/>
-              </w:rPr>
-              <w:t>FastAPI</w:t>
-            </w:r>
-            <w:proofErr w:type="spellEnd"/>
-            <w:r>
-              <w:rPr>
-                <w:lang w:val="en-IN"/>
-              </w:rPr>
-              <w:t xml:space="preserve"> application server</w:t>
+              <w:t>Running the FastAPI application server</w:t>
             </w:r>
           </w:p>
         </w:tc>
       </w:tr>
       <w:tr>
         <w:trPr>
-          <w:cnfStyle w:val="000000100000" w:firstRow="0" w:lastRow="0" w:firstColumn="0" w:lastColumn="0" w:oddVBand="0" w:evenVBand="0" w:oddHBand="1" w:evenHBand="0" w:firstRowFirstColumn="0" w:firstRowLastColumn="0" w:lastRowFirstColumn="0" w:lastRowLastColumn="0"/>
           <w:trHeight w:val="489"/>
         </w:trPr>
         <w:tc>
           <w:tcPr>
-            <w:cnfStyle w:val="001000000000" w:firstRow="0" w:lastRow="0" w:firstColumn="1" w:lastColumn="0" w:oddVBand="0" w:evenVBand="0" w:oddHBand="0" w:evenHBand="0" w:firstRowFirstColumn="0" w:firstRowLastColumn="0" w:lastRowFirstColumn="0" w:lastRowLastColumn="0"/>
             <w:tcW w:w="0" w:type="auto"/>
             <w:hideMark/>
           </w:tcPr>
           <w:p>
             <w:pPr>
               <w:rPr>
-                <w:b w:val="0"/>
-                <w:bCs w:val="0"/>
-                <w:lang w:val="en-IN"/>
+                <w:b/>
+                <w:bCs/>
               </w:rPr>
             </w:pPr>
             <w:r>
               <w:rPr>
-                <w:b w:val="0"/>
-                <w:bCs w:val="0"/>
-                <w:lang w:val="en-IN"/>
+                <w:rFonts w:asciiTheme="minorHAnsi" w:hAnsiTheme="minorHAnsi" w:cs="Cambria"/>
               </w:rPr>
               <w:t>Swagger UI</w:t>
             </w:r>
@@ -859,15 +679,9 @@
             <w:hideMark/>
           </w:tcPr>
           <w:p>
-            <w:pPr>
-              <w:cnfStyle w:val="000000100000" w:firstRow="0" w:lastRow="0" w:firstColumn="0" w:lastColumn="0" w:oddVBand="0" w:evenVBand="0" w:oddHBand="1" w:evenHBand="0" w:firstRowFirstColumn="0" w:firstRowLastColumn="0" w:lastRowFirstColumn="0" w:lastRowLastColumn="0"/>
-              <w:rPr>
-                <w:lang w:val="en-IN"/>
-              </w:rPr>
-            </w:pPr>
             <w:r>
               <w:rPr>
-                <w:lang w:val="en-IN"/>
+                <w:rFonts w:cs="Times New Roman"/>
               </w:rPr>
               <w:t>Interactive API documentation and testing</w:t>
             </w:r>
@@ -880,23 +694,19 @@
         </w:trPr>
         <w:tc>
           <w:tcPr>
-            <w:cnfStyle w:val="001000000000" w:firstRow="0" w:lastRow="0" w:firstColumn="1" w:lastColumn="0" w:oddVBand="0" w:evenVBand="0" w:oddHBand="0" w:evenHBand="0" w:firstRowFirstColumn="0" w:firstRowLastColumn="0" w:lastRowFirstColumn="0" w:lastRowLastColumn="0"/>
             <w:tcW w:w="0" w:type="auto"/>
             <w:hideMark/>
           </w:tcPr>
           <w:p>
             <w:pPr>
               <w:rPr>
-                <w:b w:val="0"/>
-                <w:bCs w:val="0"/>
-                <w:lang w:val="en-IN"/>
+                <w:b/>
+                <w:bCs/>
               </w:rPr>
             </w:pPr>
             <w:r>
               <w:rPr>
-                <w:b w:val="0"/>
-                <w:bCs w:val="0"/>
-                <w:lang w:val="en-IN"/>
+                <w:rFonts w:asciiTheme="minorHAnsi" w:hAnsiTheme="minorHAnsi" w:cs="Cambria"/>
               </w:rPr>
               <w:t>Visual Studio Code</w:t>
             </w:r>
@@ -908,15 +718,9 @@
             <w:hideMark/>
           </w:tcPr>
           <w:p>
-            <w:pPr>
-              <w:cnfStyle w:val="000000000000" w:firstRow="0" w:lastRow="0" w:firstColumn="0" w:lastColumn="0" w:oddVBand="0" w:evenVBand="0" w:oddHBand="0" w:evenHBand="0" w:firstRowFirstColumn="0" w:firstRowLastColumn="0" w:lastRowFirstColumn="0" w:lastRowLastColumn="0"/>
-              <w:rPr>
-                <w:lang w:val="en-IN"/>
-              </w:rPr>
-            </w:pPr>
             <w:r>
               <w:rPr>
-                <w:lang w:val="en-IN"/>
+                <w:rFonts w:cs="Times New Roman"/>
               </w:rPr>
               <w:t>Development environment</w:t>
             </w:r>
@@ -925,48 +729,25 @@
       </w:tr>
       <w:tr>
         <w:trPr>
-          <w:cnfStyle w:val="000000100000" w:firstRow="0" w:lastRow="0" w:firstColumn="0" w:lastColumn="0" w:oddVBand="0" w:evenVBand="0" w:oddHBand="1" w:evenHBand="0" w:firstRowFirstColumn="0" w:firstRowLastColumn="0" w:lastRowFirstColumn="0" w:lastRowLastColumn="0"/>
           <w:trHeight w:val="978"/>
         </w:trPr>
         <w:tc>
           <w:tcPr>
-            <w:cnfStyle w:val="001000000000" w:firstRow="0" w:lastRow="0" w:firstColumn="1" w:lastColumn="0" w:oddVBand="0" w:evenVBand="0" w:oddHBand="0" w:evenHBand="0" w:firstRowFirstColumn="0" w:firstRowLastColumn="0" w:lastRowFirstColumn="0" w:lastRowLastColumn="0"/>
             <w:tcW w:w="0" w:type="auto"/>
             <w:hideMark/>
           </w:tcPr>
           <w:p>
             <w:pPr>
               <w:rPr>
-                <w:b w:val="0"/>
-                <w:bCs w:val="0"/>
-                <w:lang w:val="en-IN"/>
+                <w:b/>
+                <w:bCs/>
               </w:rPr>
             </w:pPr>
             <w:r>
               <w:rPr>
-                <w:b w:val="0"/>
-                <w:bCs w:val="0"/>
-                <w:lang w:val="en-IN"/>
+                <w:rFonts w:asciiTheme="minorHAnsi" w:hAnsiTheme="minorHAnsi" w:cs="Cambria"/>
               </w:rPr>
-              <w:t>Python virtual environment (</w:t>
-            </w:r>
-            <w:proofErr w:type="spellStart"/>
-            <w:r>
-              <w:rPr>
-                <w:b w:val="0"/>
-                <w:bCs w:val="0"/>
-                <w:lang w:val="en-IN"/>
-              </w:rPr>
-              <w:t>venv</w:t>
-            </w:r>
-            <w:proofErr w:type="spellEnd"/>
-            <w:r>
-              <w:rPr>
-                <w:b w:val="0"/>
-                <w:bCs w:val="0"/>
-                <w:lang w:val="en-IN"/>
-              </w:rPr>
-              <w:t>)</w:t>
+              <w:t>Python virtual environment (venv)</w:t>
             </w:r>
           </w:p>
         </w:tc>
@@ -976,15 +757,9 @@
             <w:hideMark/>
           </w:tcPr>
           <w:p>
-            <w:pPr>
-              <w:cnfStyle w:val="000000100000" w:firstRow="0" w:lastRow="0" w:firstColumn="0" w:lastColumn="0" w:oddVBand="0" w:evenVBand="0" w:oddHBand="1" w:evenHBand="0" w:firstRowFirstColumn="0" w:firstRowLastColumn="0" w:lastRowFirstColumn="0" w:lastRowLastColumn="0"/>
-              <w:rPr>
-                <w:lang w:val="en-IN"/>
-              </w:rPr>
-            </w:pPr>
             <w:r>
               <w:rPr>
-                <w:lang w:val="en-IN"/>
+                <w:rFonts w:cs="Times New Roman"/>
               </w:rPr>
               <w:t>Isolating project dependencies</w:t>
             </w:r>
@@ -997,23 +772,19 @@
         </w:trPr>
         <w:tc>
           <w:tcPr>
-            <w:cnfStyle w:val="001000000000" w:firstRow="0" w:lastRow="0" w:firstColumn="1" w:lastColumn="0" w:oddVBand="0" w:evenVBand="0" w:oddHBand="0" w:evenHBand="0" w:firstRowFirstColumn="0" w:firstRowLastColumn="0" w:lastRowFirstColumn="0" w:lastRowLastColumn="0"/>
             <w:tcW w:w="0" w:type="auto"/>
             <w:hideMark/>
           </w:tcPr>
           <w:p>
             <w:pPr>
               <w:rPr>
-                <w:b w:val="0"/>
-                <w:bCs w:val="0"/>
-                <w:lang w:val="en-IN"/>
+                <w:b/>
+                <w:bCs/>
               </w:rPr>
             </w:pPr>
             <w:r>
               <w:rPr>
-                <w:b w:val="0"/>
-                <w:bCs w:val="0"/>
-                <w:lang w:val="en-IN"/>
+                <w:rFonts w:asciiTheme="minorHAnsi" w:hAnsiTheme="minorHAnsi" w:cs="Cambria"/>
               </w:rPr>
               <w:t>Git and GitHub</w:t>
             </w:r>
@@ -1025,15 +796,9 @@
             <w:hideMark/>
           </w:tcPr>
           <w:p>
-            <w:pPr>
-              <w:cnfStyle w:val="000000000000" w:firstRow="0" w:lastRow="0" w:firstColumn="0" w:lastColumn="0" w:oddVBand="0" w:evenVBand="0" w:oddHBand="0" w:evenHBand="0" w:firstRowFirstColumn="0" w:firstRowLastColumn="0" w:lastRowFirstColumn="0" w:lastRowLastColumn="0"/>
-              <w:rPr>
-                <w:lang w:val="en-IN"/>
-              </w:rPr>
-            </w:pPr>
             <w:r>
               <w:rPr>
-                <w:lang w:val="en-IN"/>
+                <w:rFonts w:cs="Times New Roman"/>
               </w:rPr>
               <w:t>Version control and source-code hosting; repository upload is pending</w:t>
             </w:r>
@@ -1041,27 +806,23 @@
         </w:tc>
       </w:tr>
     </w:tbl>
+    <w:p/>
     <w:p>
       <w:pPr>
         <w:rPr>
-          <w:lang w:val="en-IN"/>
+          <w:sz w:val="24"/>
+          <w:szCs w:val="24"/>
         </w:rPr>
       </w:pPr>
     </w:p>
     <w:p>
       <w:pPr>
-        <w:rPr>
-          <w:sz w:val="24"/>
-          <w:szCs w:val="24"/>
-          <w:lang w:val="en-IN"/>
-        </w:rPr>
-      </w:pPr>
-    </w:p>
-    <w:p>
-      <w:pPr>
         <w:pStyle w:val="Heading1"/>
       </w:pPr>
       <w:r>
+        <w:rPr>
+          <w:rFonts w:cs="Calibri"/>
+        </w:rPr>
         <w:t>Dataset Description</w:t>
       </w:r>
     </w:p>
@@ -1070,14 +831,13 @@
         <w:rPr>
           <w:sz w:val="24"/>
           <w:szCs w:val="24"/>
-          <w:lang w:val="en-IN"/>
         </w:rPr>
       </w:pPr>
       <w:r>
         <w:rPr>
+          <w:rFonts w:cs="Times New Roman"/>
           <w:sz w:val="24"/>
           <w:szCs w:val="24"/>
-          <w:lang w:val="en-IN"/>
         </w:rPr>
         <w:t>The project uses student records stored in an SQLite database. It does not require a separate CSV, Excel, or other external dataset.</w:t>
       </w:r>
@@ -1087,14 +847,13 @@
         <w:rPr>
           <w:sz w:val="24"/>
           <w:szCs w:val="24"/>
-          <w:lang w:val="en-IN"/>
         </w:rPr>
       </w:pPr>
       <w:r>
         <w:rPr>
+          <w:rFonts w:cs="Times New Roman"/>
           <w:sz w:val="24"/>
           <w:szCs w:val="24"/>
-          <w:lang w:val="en-IN"/>
         </w:rPr>
         <w:t>Student records are entered through the API and stored in the database.</w:t>
       </w:r>
@@ -1104,35 +863,30 @@
         <w:rPr>
           <w:sz w:val="24"/>
           <w:szCs w:val="24"/>
-          <w:lang w:val="en-IN"/>
         </w:rPr>
       </w:pPr>
       <w:r>
         <w:rPr>
+          <w:rFonts w:cs="Times New Roman"/>
           <w:sz w:val="24"/>
           <w:szCs w:val="24"/>
-          <w:lang w:val="en-IN"/>
         </w:rPr>
         <w:t>Important data fields include:</w:t>
       </w:r>
     </w:p>
     <w:tbl>
       <w:tblPr>
-        <w:tblStyle w:val="PlainTable1"/>
+        <w:tblStyle w:val="TableGrid"/>
         <w:tblW w:w="0" w:type="auto"/>
-        <w:tblLook w:val="04A0" w:firstRow="1" w:lastRow="0" w:firstColumn="1" w:lastColumn="0" w:noHBand="0" w:noVBand="1"/>
+        <w:tblLook w:val="07E0" w:firstRow="1" w:lastRow="1" w:firstColumn="1" w:lastColumn="1" w:noHBand="1" w:noVBand="1"/>
       </w:tblPr>
       <w:tblGrid>
-        <w:gridCol w:w="1809"/>
+        <w:gridCol w:w="1904"/>
         <w:gridCol w:w="3963"/>
       </w:tblGrid>
       <w:tr>
-        <w:trPr>
-          <w:cnfStyle w:val="100000000000" w:firstRow="1" w:lastRow="0" w:firstColumn="0" w:lastColumn="0" w:oddVBand="0" w:evenVBand="0" w:oddHBand="0" w:evenHBand="0" w:firstRowFirstColumn="0" w:firstRowLastColumn="0" w:lastRowFirstColumn="0" w:lastRowLastColumn="0"/>
-        </w:trPr>
         <w:tc>
           <w:tcPr>
-            <w:cnfStyle w:val="001000000000" w:firstRow="0" w:lastRow="0" w:firstColumn="1" w:lastColumn="0" w:oddVBand="0" w:evenVBand="0" w:oddHBand="0" w:evenHBand="0" w:firstRowFirstColumn="0" w:firstRowLastColumn="0" w:lastRowFirstColumn="0" w:lastRowLastColumn="0"/>
             <w:tcW w:w="0" w:type="auto"/>
             <w:hideMark/>
           </w:tcPr>
@@ -1140,20 +894,17 @@
             <w:pPr>
               <w:spacing w:after="200" w:line="276" w:lineRule="auto"/>
               <w:rPr>
-                <w:b w:val="0"/>
-                <w:bCs w:val="0"/>
+                <w:b/>
+                <w:bCs/>
                 <w:sz w:val="24"/>
                 <w:szCs w:val="24"/>
-                <w:lang w:val="en-IN"/>
               </w:rPr>
             </w:pPr>
             <w:r>
               <w:rPr>
-                <w:b w:val="0"/>
-                <w:bCs w:val="0"/>
+                <w:rFonts w:asciiTheme="minorHAnsi" w:hAnsiTheme="minorHAnsi" w:cs="Cambria"/>
                 <w:sz w:val="24"/>
                 <w:szCs w:val="24"/>
-                <w:lang w:val="en-IN"/>
               </w:rPr>
               <w:t>Field</w:t>
             </w:r>
@@ -1167,22 +918,18 @@
           <w:p>
             <w:pPr>
               <w:spacing w:after="200" w:line="276" w:lineRule="auto"/>
-              <w:cnfStyle w:val="100000000000" w:firstRow="1" w:lastRow="0" w:firstColumn="0" w:lastColumn="0" w:oddVBand="0" w:evenVBand="0" w:oddHBand="0" w:evenHBand="0" w:firstRowFirstColumn="0" w:firstRowLastColumn="0" w:lastRowFirstColumn="0" w:lastRowLastColumn="0"/>
               <w:rPr>
-                <w:b w:val="0"/>
-                <w:bCs w:val="0"/>
+                <w:b/>
+                <w:bCs/>
                 <w:sz w:val="24"/>
                 <w:szCs w:val="24"/>
-                <w:lang w:val="en-IN"/>
               </w:rPr>
             </w:pPr>
             <w:r>
               <w:rPr>
-                <w:b w:val="0"/>
-                <w:bCs w:val="0"/>
+                <w:rFonts w:asciiTheme="minorHAnsi" w:hAnsiTheme="minorHAnsi" w:cs="Cambria"/>
                 <w:sz w:val="24"/>
                 <w:szCs w:val="24"/>
-                <w:lang w:val="en-IN"/>
               </w:rPr>
               <w:t>Description</w:t>
             </w:r>
@@ -1190,12 +937,8 @@
         </w:tc>
       </w:tr>
       <w:tr>
-        <w:trPr>
-          <w:cnfStyle w:val="000000100000" w:firstRow="0" w:lastRow="0" w:firstColumn="0" w:lastColumn="0" w:oddVBand="0" w:evenVBand="0" w:oddHBand="1" w:evenHBand="0" w:firstRowFirstColumn="0" w:firstRowLastColumn="0" w:lastRowFirstColumn="0" w:lastRowLastColumn="0"/>
-        </w:trPr>
         <w:tc>
           <w:tcPr>
-            <w:cnfStyle w:val="001000000000" w:firstRow="0" w:lastRow="0" w:firstColumn="1" w:lastColumn="0" w:oddVBand="0" w:evenVBand="0" w:oddHBand="0" w:evenHBand="0" w:firstRowFirstColumn="0" w:firstRowLastColumn="0" w:lastRowFirstColumn="0" w:lastRowLastColumn="0"/>
             <w:tcW w:w="0" w:type="auto"/>
             <w:hideMark/>
           </w:tcPr>
@@ -1203,20 +946,17 @@
             <w:pPr>
               <w:spacing w:after="200" w:line="276" w:lineRule="auto"/>
               <w:rPr>
-                <w:b w:val="0"/>
-                <w:bCs w:val="0"/>
+                <w:b/>
+                <w:bCs/>
                 <w:sz w:val="24"/>
                 <w:szCs w:val="24"/>
-                <w:lang w:val="en-IN"/>
               </w:rPr>
             </w:pPr>
             <w:r>
               <w:rPr>
-                <w:b w:val="0"/>
-                <w:bCs w:val="0"/>
+                <w:rFonts w:asciiTheme="minorHAnsi" w:hAnsiTheme="minorHAnsi" w:cs="Cambria"/>
                 <w:sz w:val="24"/>
                 <w:szCs w:val="24"/>
-                <w:lang w:val="en-IN"/>
               </w:rPr>
               <w:t>ID</w:t>
             </w:r>
@@ -1230,18 +970,16 @@
           <w:p>
             <w:pPr>
               <w:spacing w:after="200" w:line="276" w:lineRule="auto"/>
-              <w:cnfStyle w:val="000000100000" w:firstRow="0" w:lastRow="0" w:firstColumn="0" w:lastColumn="0" w:oddVBand="0" w:evenVBand="0" w:oddHBand="1" w:evenHBand="0" w:firstRowFirstColumn="0" w:firstRowLastColumn="0" w:lastRowFirstColumn="0" w:lastRowLastColumn="0"/>
               <w:rPr>
                 <w:sz w:val="24"/>
                 <w:szCs w:val="24"/>
-                <w:lang w:val="en-IN"/>
               </w:rPr>
             </w:pPr>
             <w:r>
               <w:rPr>
+                <w:rFonts w:cs="Times New Roman"/>
                 <w:sz w:val="24"/>
                 <w:szCs w:val="24"/>
-                <w:lang w:val="en-IN"/>
               </w:rPr>
               <w:t>Unique database-generated identifier</w:t>
             </w:r>
@@ -1251,7 +989,6 @@
       <w:tr>
         <w:tc>
           <w:tcPr>
-            <w:cnfStyle w:val="001000000000" w:firstRow="0" w:lastRow="0" w:firstColumn="1" w:lastColumn="0" w:oddVBand="0" w:evenVBand="0" w:oddHBand="0" w:evenHBand="0" w:firstRowFirstColumn="0" w:firstRowLastColumn="0" w:lastRowFirstColumn="0" w:lastRowLastColumn="0"/>
             <w:tcW w:w="0" w:type="auto"/>
             <w:hideMark/>
           </w:tcPr>
@@ -1259,20 +996,17 @@
             <w:pPr>
               <w:spacing w:after="200" w:line="276" w:lineRule="auto"/>
               <w:rPr>
-                <w:b w:val="0"/>
-                <w:bCs w:val="0"/>
+                <w:b/>
+                <w:bCs/>
                 <w:sz w:val="24"/>
                 <w:szCs w:val="24"/>
-                <w:lang w:val="en-IN"/>
               </w:rPr>
             </w:pPr>
             <w:r>
               <w:rPr>
-                <w:b w:val="0"/>
-                <w:bCs w:val="0"/>
+                <w:rFonts w:asciiTheme="minorHAnsi" w:hAnsiTheme="minorHAnsi" w:cs="Cambria"/>
                 <w:sz w:val="24"/>
                 <w:szCs w:val="24"/>
-                <w:lang w:val="en-IN"/>
               </w:rPr>
               <w:t>Name</w:t>
             </w:r>
@@ -1286,18 +1020,16 @@
           <w:p>
             <w:pPr>
               <w:spacing w:after="200" w:line="276" w:lineRule="auto"/>
-              <w:cnfStyle w:val="000000000000" w:firstRow="0" w:lastRow="0" w:firstColumn="0" w:lastColumn="0" w:oddVBand="0" w:evenVBand="0" w:oddHBand="0" w:evenHBand="0" w:firstRowFirstColumn="0" w:firstRowLastColumn="0" w:lastRowFirstColumn="0" w:lastRowLastColumn="0"/>
               <w:rPr>
                 <w:sz w:val="24"/>
                 <w:szCs w:val="24"/>
-                <w:lang w:val="en-IN"/>
               </w:rPr>
             </w:pPr>
             <w:r>
               <w:rPr>
+                <w:rFonts w:cs="Times New Roman"/>
                 <w:sz w:val="24"/>
                 <w:szCs w:val="24"/>
-                <w:lang w:val="en-IN"/>
               </w:rPr>
               <w:t>Student's name</w:t>
             </w:r>
@@ -1305,12 +1037,8 @@
         </w:tc>
       </w:tr>
       <w:tr>
-        <w:trPr>
-          <w:cnfStyle w:val="000000100000" w:firstRow="0" w:lastRow="0" w:firstColumn="0" w:lastColumn="0" w:oddVBand="0" w:evenVBand="0" w:oddHBand="1" w:evenHBand="0" w:firstRowFirstColumn="0" w:firstRowLastColumn="0" w:lastRowFirstColumn="0" w:lastRowLastColumn="0"/>
-        </w:trPr>
         <w:tc>
           <w:tcPr>
-            <w:cnfStyle w:val="001000000000" w:firstRow="0" w:lastRow="0" w:firstColumn="1" w:lastColumn="0" w:oddVBand="0" w:evenVBand="0" w:oddHBand="0" w:evenHBand="0" w:firstRowFirstColumn="0" w:firstRowLastColumn="0" w:lastRowFirstColumn="0" w:lastRowLastColumn="0"/>
             <w:tcW w:w="0" w:type="auto"/>
             <w:hideMark/>
           </w:tcPr>
@@ -1318,20 +1046,17 @@
             <w:pPr>
               <w:spacing w:after="200" w:line="276" w:lineRule="auto"/>
               <w:rPr>
-                <w:b w:val="0"/>
-                <w:bCs w:val="0"/>
+                <w:b/>
+                <w:bCs/>
                 <w:sz w:val="24"/>
                 <w:szCs w:val="24"/>
-                <w:lang w:val="en-IN"/>
               </w:rPr>
             </w:pPr>
             <w:r>
               <w:rPr>
-                <w:b w:val="0"/>
-                <w:bCs w:val="0"/>
+                <w:rFonts w:asciiTheme="minorHAnsi" w:hAnsiTheme="minorHAnsi" w:cs="Cambria"/>
                 <w:sz w:val="24"/>
                 <w:szCs w:val="24"/>
-                <w:lang w:val="en-IN"/>
               </w:rPr>
               <w:t>Date of Birth</w:t>
             </w:r>
@@ -1345,18 +1070,16 @@
           <w:p>
             <w:pPr>
               <w:spacing w:after="200" w:line="276" w:lineRule="auto"/>
-              <w:cnfStyle w:val="000000100000" w:firstRow="0" w:lastRow="0" w:firstColumn="0" w:lastColumn="0" w:oddVBand="0" w:evenVBand="0" w:oddHBand="1" w:evenHBand="0" w:firstRowFirstColumn="0" w:firstRowLastColumn="0" w:lastRowFirstColumn="0" w:lastRowLastColumn="0"/>
               <w:rPr>
                 <w:sz w:val="24"/>
                 <w:szCs w:val="24"/>
-                <w:lang w:val="en-IN"/>
               </w:rPr>
             </w:pPr>
             <w:r>
               <w:rPr>
+                <w:rFonts w:cs="Times New Roman"/>
                 <w:sz w:val="24"/>
                 <w:szCs w:val="24"/>
-                <w:lang w:val="en-IN"/>
               </w:rPr>
               <w:t>Student's date of birth</w:t>
             </w:r>
@@ -1366,7 +1089,6 @@
       <w:tr>
         <w:tc>
           <w:tcPr>
-            <w:cnfStyle w:val="001000000000" w:firstRow="0" w:lastRow="0" w:firstColumn="1" w:lastColumn="0" w:oddVBand="0" w:evenVBand="0" w:oddHBand="0" w:evenHBand="0" w:firstRowFirstColumn="0" w:firstRowLastColumn="0" w:lastRowFirstColumn="0" w:lastRowLastColumn="0"/>
             <w:tcW w:w="0" w:type="auto"/>
             <w:hideMark/>
           </w:tcPr>
@@ -1374,20 +1096,17 @@
             <w:pPr>
               <w:spacing w:after="200" w:line="276" w:lineRule="auto"/>
               <w:rPr>
-                <w:b w:val="0"/>
-                <w:bCs w:val="0"/>
+                <w:b/>
+                <w:bCs/>
                 <w:sz w:val="24"/>
                 <w:szCs w:val="24"/>
-                <w:lang w:val="en-IN"/>
               </w:rPr>
             </w:pPr>
             <w:r>
               <w:rPr>
-                <w:b w:val="0"/>
-                <w:bCs w:val="0"/>
+                <w:rFonts w:asciiTheme="minorHAnsi" w:hAnsiTheme="minorHAnsi" w:cs="Cambria"/>
                 <w:sz w:val="24"/>
                 <w:szCs w:val="24"/>
-                <w:lang w:val="en-IN"/>
               </w:rPr>
               <w:t>Email</w:t>
             </w:r>
@@ -1401,18 +1120,16 @@
           <w:p>
             <w:pPr>
               <w:spacing w:after="200" w:line="276" w:lineRule="auto"/>
-              <w:cnfStyle w:val="000000000000" w:firstRow="0" w:lastRow="0" w:firstColumn="0" w:lastColumn="0" w:oddVBand="0" w:evenVBand="0" w:oddHBand="0" w:evenHBand="0" w:firstRowFirstColumn="0" w:firstRowLastColumn="0" w:lastRowFirstColumn="0" w:lastRowLastColumn="0"/>
               <w:rPr>
                 <w:sz w:val="24"/>
                 <w:szCs w:val="24"/>
-                <w:lang w:val="en-IN"/>
               </w:rPr>
             </w:pPr>
             <w:r>
               <w:rPr>
+                <w:rFonts w:cs="Times New Roman"/>
                 <w:sz w:val="24"/>
                 <w:szCs w:val="24"/>
-                <w:lang w:val="en-IN"/>
               </w:rPr>
               <w:t>Student's email address</w:t>
             </w:r>
@@ -1420,12 +1137,8 @@
         </w:tc>
       </w:tr>
       <w:tr>
-        <w:trPr>
-          <w:cnfStyle w:val="000000100000" w:firstRow="0" w:lastRow="0" w:firstColumn="0" w:lastColumn="0" w:oddVBand="0" w:evenVBand="0" w:oddHBand="1" w:evenHBand="0" w:firstRowFirstColumn="0" w:firstRowLastColumn="0" w:lastRowFirstColumn="0" w:lastRowLastColumn="0"/>
-        </w:trPr>
         <w:tc>
           <w:tcPr>
-            <w:cnfStyle w:val="001000000000" w:firstRow="0" w:lastRow="0" w:firstColumn="1" w:lastColumn="0" w:oddVBand="0" w:evenVBand="0" w:oddHBand="0" w:evenHBand="0" w:firstRowFirstColumn="0" w:firstRowLastColumn="0" w:lastRowFirstColumn="0" w:lastRowLastColumn="0"/>
             <w:tcW w:w="0" w:type="auto"/>
             <w:hideMark/>
           </w:tcPr>
@@ -1433,20 +1146,17 @@
             <w:pPr>
               <w:spacing w:after="200" w:line="276" w:lineRule="auto"/>
               <w:rPr>
-                <w:b w:val="0"/>
-                <w:bCs w:val="0"/>
+                <w:b/>
+                <w:bCs/>
                 <w:sz w:val="24"/>
                 <w:szCs w:val="24"/>
-                <w:lang w:val="en-IN"/>
               </w:rPr>
             </w:pPr>
             <w:r>
               <w:rPr>
-                <w:b w:val="0"/>
-                <w:bCs w:val="0"/>
+                <w:rFonts w:asciiTheme="minorHAnsi" w:hAnsiTheme="minorHAnsi" w:cs="Cambria"/>
                 <w:sz w:val="24"/>
                 <w:szCs w:val="24"/>
-                <w:lang w:val="en-IN"/>
               </w:rPr>
               <w:t>Phone</w:t>
             </w:r>
@@ -1460,18 +1170,16 @@
           <w:p>
             <w:pPr>
               <w:spacing w:after="200" w:line="276" w:lineRule="auto"/>
-              <w:cnfStyle w:val="000000100000" w:firstRow="0" w:lastRow="0" w:firstColumn="0" w:lastColumn="0" w:oddVBand="0" w:evenVBand="0" w:oddHBand="1" w:evenHBand="0" w:firstRowFirstColumn="0" w:firstRowLastColumn="0" w:lastRowFirstColumn="0" w:lastRowLastColumn="0"/>
               <w:rPr>
                 <w:sz w:val="24"/>
                 <w:szCs w:val="24"/>
-                <w:lang w:val="en-IN"/>
               </w:rPr>
             </w:pPr>
             <w:r>
               <w:rPr>
+                <w:rFonts w:cs="Times New Roman"/>
                 <w:sz w:val="24"/>
                 <w:szCs w:val="24"/>
-                <w:lang w:val="en-IN"/>
               </w:rPr>
               <w:t>Student's contact number</w:t>
             </w:r>
@@ -1481,7 +1189,6 @@
       <w:tr>
         <w:tc>
           <w:tcPr>
-            <w:cnfStyle w:val="001000000000" w:firstRow="0" w:lastRow="0" w:firstColumn="1" w:lastColumn="0" w:oddVBand="0" w:evenVBand="0" w:oddHBand="0" w:evenHBand="0" w:firstRowFirstColumn="0" w:firstRowLastColumn="0" w:lastRowFirstColumn="0" w:lastRowLastColumn="0"/>
             <w:tcW w:w="0" w:type="auto"/>
             <w:hideMark/>
           </w:tcPr>
@@ -1489,20 +1196,17 @@
             <w:pPr>
               <w:spacing w:after="200" w:line="276" w:lineRule="auto"/>
               <w:rPr>
-                <w:b w:val="0"/>
-                <w:bCs w:val="0"/>
+                <w:b/>
+                <w:bCs/>
                 <w:sz w:val="24"/>
                 <w:szCs w:val="24"/>
-                <w:lang w:val="en-IN"/>
               </w:rPr>
             </w:pPr>
             <w:r>
               <w:rPr>
-                <w:b w:val="0"/>
-                <w:bCs w:val="0"/>
+                <w:rFonts w:asciiTheme="minorHAnsi" w:hAnsiTheme="minorHAnsi" w:cs="Cambria"/>
                 <w:sz w:val="24"/>
                 <w:szCs w:val="24"/>
-                <w:lang w:val="en-IN"/>
               </w:rPr>
               <w:t xml:space="preserve">Course </w:t>
             </w:r>
@@ -1516,18 +1220,16 @@
           <w:p>
             <w:pPr>
               <w:spacing w:after="200" w:line="276" w:lineRule="auto"/>
-              <w:cnfStyle w:val="000000000000" w:firstRow="0" w:lastRow="0" w:firstColumn="0" w:lastColumn="0" w:oddVBand="0" w:evenVBand="0" w:oddHBand="0" w:evenHBand="0" w:firstRowFirstColumn="0" w:firstRowLastColumn="0" w:lastRowFirstColumn="0" w:lastRowLastColumn="0"/>
               <w:rPr>
                 <w:sz w:val="24"/>
                 <w:szCs w:val="24"/>
-                <w:lang w:val="en-IN"/>
               </w:rPr>
             </w:pPr>
             <w:r>
               <w:rPr>
+                <w:rFonts w:cs="Times New Roman"/>
                 <w:sz w:val="24"/>
                 <w:szCs w:val="24"/>
-                <w:lang w:val="en-IN"/>
               </w:rPr>
               <w:t>Course in which the student is enrolled</w:t>
             </w:r>
@@ -1535,12 +1237,8 @@
         </w:tc>
       </w:tr>
       <w:tr>
-        <w:trPr>
-          <w:cnfStyle w:val="000000100000" w:firstRow="0" w:lastRow="0" w:firstColumn="0" w:lastColumn="0" w:oddVBand="0" w:evenVBand="0" w:oddHBand="1" w:evenHBand="0" w:firstRowFirstColumn="0" w:firstRowLastColumn="0" w:lastRowFirstColumn="0" w:lastRowLastColumn="0"/>
-        </w:trPr>
         <w:tc>
           <w:tcPr>
-            <w:cnfStyle w:val="001000000000" w:firstRow="0" w:lastRow="0" w:firstColumn="1" w:lastColumn="0" w:oddVBand="0" w:evenVBand="0" w:oddHBand="0" w:evenHBand="0" w:firstRowFirstColumn="0" w:firstRowLastColumn="0" w:lastRowFirstColumn="0" w:lastRowLastColumn="0"/>
             <w:tcW w:w="0" w:type="auto"/>
             <w:hideMark/>
           </w:tcPr>
@@ -1548,20 +1246,17 @@
             <w:pPr>
               <w:spacing w:after="200" w:line="276" w:lineRule="auto"/>
               <w:rPr>
-                <w:b w:val="0"/>
-                <w:bCs w:val="0"/>
+                <w:b/>
+                <w:bCs/>
                 <w:sz w:val="24"/>
                 <w:szCs w:val="24"/>
-                <w:lang w:val="en-IN"/>
               </w:rPr>
             </w:pPr>
             <w:r>
               <w:rPr>
-                <w:b w:val="0"/>
-                <w:bCs w:val="0"/>
+                <w:rFonts w:asciiTheme="minorHAnsi" w:hAnsiTheme="minorHAnsi" w:cs="Cambria"/>
                 <w:sz w:val="24"/>
                 <w:szCs w:val="24"/>
-                <w:lang w:val="en-IN"/>
               </w:rPr>
               <w:t>Address</w:t>
             </w:r>
@@ -1575,18 +1270,16 @@
           <w:p>
             <w:pPr>
               <w:spacing w:after="200" w:line="276" w:lineRule="auto"/>
-              <w:cnfStyle w:val="000000100000" w:firstRow="0" w:lastRow="0" w:firstColumn="0" w:lastColumn="0" w:oddVBand="0" w:evenVBand="0" w:oddHBand="1" w:evenHBand="0" w:firstRowFirstColumn="0" w:firstRowLastColumn="0" w:lastRowFirstColumn="0" w:lastRowLastColumn="0"/>
               <w:rPr>
                 <w:sz w:val="24"/>
                 <w:szCs w:val="24"/>
-                <w:lang w:val="en-IN"/>
               </w:rPr>
             </w:pPr>
             <w:r>
               <w:rPr>
+                <w:rFonts w:cs="Times New Roman"/>
                 <w:sz w:val="24"/>
                 <w:szCs w:val="24"/>
-                <w:lang w:val="en-IN"/>
               </w:rPr>
               <w:t>Student's address</w:t>
             </w:r>
@@ -1596,7 +1289,6 @@
       <w:tr>
         <w:tc>
           <w:tcPr>
-            <w:cnfStyle w:val="001000000000" w:firstRow="0" w:lastRow="0" w:firstColumn="1" w:lastColumn="0" w:oddVBand="0" w:evenVBand="0" w:oddHBand="0" w:evenHBand="0" w:firstRowFirstColumn="0" w:firstRowLastColumn="0" w:lastRowFirstColumn="0" w:lastRowLastColumn="0"/>
             <w:tcW w:w="0" w:type="auto"/>
             <w:hideMark/>
           </w:tcPr>
@@ -1604,34 +1296,20 @@
             <w:pPr>
               <w:spacing w:after="200" w:line="276" w:lineRule="auto"/>
               <w:rPr>
-                <w:b w:val="0"/>
-                <w:bCs w:val="0"/>
+                <w:b/>
+                <w:bCs/>
                 <w:sz w:val="24"/>
                 <w:szCs w:val="24"/>
-                <w:lang w:val="en-IN"/>
               </w:rPr>
             </w:pPr>
-            <w:proofErr w:type="spellStart"/>
             <w:r>
               <w:rPr>
-                <w:b w:val="0"/>
-                <w:bCs w:val="0"/>
+                <w:rFonts w:asciiTheme="minorHAnsi" w:hAnsiTheme="minorHAnsi" w:cs="Cambria"/>
                 <w:sz w:val="24"/>
                 <w:szCs w:val="24"/>
-                <w:lang w:val="en-IN"/>
               </w:rPr>
-              <w:t>Enrollment</w:t>
-            </w:r>
-            <w:proofErr w:type="spellEnd"/>
-            <w:r>
-              <w:rPr>
-                <w:b w:val="0"/>
-                <w:bCs w:val="0"/>
-                <w:sz w:val="24"/>
-                <w:szCs w:val="24"/>
-                <w:lang w:val="en-IN"/>
-              </w:rPr>
-              <w:t xml:space="preserve"> Date</w:t>
+              <w:lastRenderedPageBreak/>
+              <w:t>Enrollment Date</w:t>
             </w:r>
           </w:p>
         </w:tc>
@@ -1643,31 +1321,19 @@
           <w:p>
             <w:pPr>
               <w:spacing w:after="200" w:line="276" w:lineRule="auto"/>
-              <w:cnfStyle w:val="000000000000" w:firstRow="0" w:lastRow="0" w:firstColumn="0" w:lastColumn="0" w:oddVBand="0" w:evenVBand="0" w:oddHBand="0" w:evenHBand="0" w:firstRowFirstColumn="0" w:firstRowLastColumn="0" w:lastRowFirstColumn="0" w:lastRowLastColumn="0"/>
               <w:rPr>
                 <w:sz w:val="24"/>
                 <w:szCs w:val="24"/>
-                <w:lang w:val="en-IN"/>
               </w:rPr>
             </w:pPr>
             <w:r>
               <w:rPr>
+                <w:rFonts w:cs="Times New Roman"/>
                 <w:sz w:val="24"/>
                 <w:szCs w:val="24"/>
-                <w:lang w:val="en-IN"/>
               </w:rPr>
-              <w:t xml:space="preserve">  Date of </w:t>
+              <w:t xml:space="preserve">  Date of enrollment</w:t>
             </w:r>
-            <w:proofErr w:type="spellStart"/>
-            <w:r>
-              <w:rPr>
-                <w:sz w:val="24"/>
-                <w:szCs w:val="24"/>
-                <w:lang w:val="en-IN"/>
-              </w:rPr>
-              <w:t>enrollment</w:t>
-            </w:r>
-            <w:proofErr w:type="spellEnd"/>
           </w:p>
         </w:tc>
       </w:tr>
@@ -1677,16 +1343,14 @@
         <w:rPr>
           <w:sz w:val="24"/>
           <w:szCs w:val="24"/>
-          <w:lang w:val="en-IN"/>
         </w:rPr>
       </w:pPr>
       <w:r>
         <w:rPr>
+          <w:rFonts w:cs="Times New Roman"/>
           <w:sz w:val="24"/>
           <w:szCs w:val="24"/>
-          <w:lang w:val="en-IN"/>
-        </w:rPr>
-        <w:lastRenderedPageBreak/>
+        </w:rPr>
         <w:t>The actual number of records depends on the data entered during testing. No fixed dataset size is required by the assignment. Sample or dummy student information should be used for demonstrations.</w:t>
       </w:r>
     </w:p>
@@ -1695,7 +1359,6 @@
         <w:rPr>
           <w:sz w:val="24"/>
           <w:szCs w:val="24"/>
-          <w:lang w:val="en-IN"/>
         </w:rPr>
       </w:pPr>
     </w:p>
@@ -1718,6 +1381,7 @@
       </w:pPr>
       <w:r>
         <w:rPr>
+          <w:rFonts w:cs="Calibri"/>
           <w:sz w:val="32"/>
           <w:szCs w:val="32"/>
         </w:rPr>
@@ -1729,14 +1393,13 @@
         <w:rPr>
           <w:sz w:val="24"/>
           <w:szCs w:val="24"/>
-          <w:lang w:val="en-IN"/>
         </w:rPr>
       </w:pPr>
       <w:r>
         <w:rPr>
+          <w:rFonts w:cs="Times New Roman"/>
           <w:sz w:val="24"/>
           <w:szCs w:val="24"/>
-          <w:lang w:val="en-IN"/>
         </w:rPr>
         <w:t>The project was implemented in the following stages.</w:t>
       </w:r>
@@ -1748,16 +1411,15 @@
           <w:bCs/>
           <w:sz w:val="24"/>
           <w:szCs w:val="24"/>
-          <w:lang w:val="en-IN"/>
         </w:rPr>
       </w:pPr>
       <w:r>
         <w:rPr>
+          <w:rFonts w:cs="Times New Roman"/>
           <w:b/>
           <w:bCs/>
           <w:sz w:val="24"/>
           <w:szCs w:val="24"/>
-          <w:lang w:val="en-IN"/>
         </w:rPr>
         <w:t>Step 1: Environment Setup</w:t>
       </w:r>
@@ -1767,14 +1429,13 @@
         <w:rPr>
           <w:sz w:val="24"/>
           <w:szCs w:val="24"/>
-          <w:lang w:val="en-IN"/>
         </w:rPr>
       </w:pPr>
       <w:r>
         <w:rPr>
+          <w:rFonts w:cs="Times New Roman"/>
           <w:sz w:val="24"/>
           <w:szCs w:val="24"/>
-          <w:lang w:val="en-IN"/>
         </w:rPr>
         <w:t>Python and the required project dependencies were installed. A virtual environment was used to isolate the dependencies. Visual Studio Code was used to organize and run the project.</w:t>
       </w:r>
@@ -1786,16 +1447,15 @@
           <w:bCs/>
           <w:sz w:val="24"/>
           <w:szCs w:val="24"/>
-          <w:lang w:val="en-IN"/>
         </w:rPr>
       </w:pPr>
       <w:r>
         <w:rPr>
+          <w:rFonts w:cs="Times New Roman"/>
           <w:b/>
           <w:bCs/>
           <w:sz w:val="24"/>
           <w:szCs w:val="24"/>
-          <w:lang w:val="en-IN"/>
         </w:rPr>
         <w:t>Step 2: Database Configuration</w:t>
       </w:r>
@@ -1805,14 +1465,13 @@
         <w:rPr>
           <w:sz w:val="24"/>
           <w:szCs w:val="24"/>
-          <w:lang w:val="en-IN"/>
         </w:rPr>
       </w:pPr>
       <w:r>
         <w:rPr>
+          <w:rFonts w:cs="Times New Roman"/>
           <w:sz w:val="24"/>
           <w:szCs w:val="24"/>
-          <w:lang w:val="en-IN"/>
         </w:rPr>
         <w:t>SQLite was used to provide persistent storage for student information. The database configuration connects the application to the database so that records can be created, retrieved, updated, and deleted.</w:t>
       </w:r>
@@ -1824,16 +1483,15 @@
           <w:bCs/>
           <w:sz w:val="24"/>
           <w:szCs w:val="24"/>
-          <w:lang w:val="en-IN"/>
         </w:rPr>
       </w:pPr>
       <w:r>
         <w:rPr>
+          <w:rFonts w:cs="Times New Roman"/>
           <w:b/>
           <w:bCs/>
           <w:sz w:val="24"/>
           <w:szCs w:val="24"/>
-          <w:lang w:val="en-IN"/>
         </w:rPr>
         <w:t>Step 3: Student Data Model and Validation</w:t>
       </w:r>
@@ -1843,14 +1501,13 @@
         <w:rPr>
           <w:sz w:val="24"/>
           <w:szCs w:val="24"/>
-          <w:lang w:val="en-IN"/>
         </w:rPr>
       </w:pPr>
       <w:r>
         <w:rPr>
+          <w:rFonts w:cs="Times New Roman"/>
           <w:sz w:val="24"/>
           <w:szCs w:val="24"/>
-          <w:lang w:val="en-IN"/>
         </w:rPr>
         <w:t>The application defines the structure of student records and validates incoming request data. Required fields and data types are checked before the information is processed.</w:t>
       </w:r>
@@ -1860,14 +1517,13 @@
         <w:rPr>
           <w:sz w:val="24"/>
           <w:szCs w:val="24"/>
-          <w:lang w:val="en-IN"/>
         </w:rPr>
       </w:pPr>
       <w:r>
         <w:rPr>
+          <w:rFonts w:cs="Times New Roman"/>
           <w:sz w:val="24"/>
           <w:szCs w:val="24"/>
-          <w:lang w:val="en-IN"/>
         </w:rPr>
         <w:t>Invalid requests are rejected with appropriate validation responses.</w:t>
       </w:r>
@@ -1879,45 +1535,25 @@
           <w:bCs/>
           <w:sz w:val="24"/>
           <w:szCs w:val="24"/>
-          <w:lang w:val="en-IN"/>
         </w:rPr>
       </w:pPr>
       <w:r>
         <w:rPr>
+          <w:rFonts w:cs="Times New Roman"/>
           <w:b/>
           <w:bCs/>
           <w:sz w:val="24"/>
           <w:szCs w:val="24"/>
-          <w:lang w:val="en-IN"/>
         </w:rPr>
         <w:t>Step 4: API Development</w:t>
       </w:r>
     </w:p>
     <w:p>
-      <w:pPr>
-        <w:rPr>
-          <w:lang w:val="en-IN"/>
-        </w:rPr>
-      </w:pPr>
       <w:r>
         <w:rPr>
-          <w:lang w:val="en-IN"/>
-        </w:rPr>
-        <w:t xml:space="preserve">The </w:t>
-      </w:r>
-      <w:proofErr w:type="spellStart"/>
-      <w:r>
-        <w:rPr>
-          <w:lang w:val="en-IN"/>
-        </w:rPr>
-        <w:t>FastAPI</w:t>
-      </w:r>
-      <w:proofErr w:type="spellEnd"/>
-      <w:r>
-        <w:rPr>
-          <w:lang w:val="en-IN"/>
-        </w:rPr>
-        <w:t xml:space="preserve"> application provides endpoints for the four CRUD operations.</w:t>
+          <w:rFonts w:cs="Times New Roman"/>
+        </w:rPr>
+        <w:t>The FastAPI application provides endpoints for the four CRUD operations.</w:t>
       </w:r>
     </w:p>
     <w:p>
@@ -1927,21 +1563,18 @@
           <w:ilvl w:val="0"/>
           <w:numId w:val="20"/>
         </w:numPr>
-        <w:rPr>
-          <w:lang w:val="en-IN"/>
-        </w:rPr>
       </w:pPr>
       <w:r>
         <w:rPr>
+          <w:rFonts w:cs="Times New Roman"/>
           <w:b/>
           <w:bCs/>
-          <w:lang w:val="en-IN"/>
         </w:rPr>
         <w:t>Create:</w:t>
       </w:r>
       <w:r>
         <w:rPr>
-          <w:lang w:val="en-IN"/>
+          <w:rFonts w:cs="Times New Roman"/>
         </w:rPr>
         <w:t xml:space="preserve"> Accepts student information and creates a database record.</w:t>
       </w:r>
@@ -1953,21 +1586,18 @@
           <w:ilvl w:val="0"/>
           <w:numId w:val="20"/>
         </w:numPr>
-        <w:rPr>
-          <w:lang w:val="en-IN"/>
-        </w:rPr>
       </w:pPr>
       <w:r>
         <w:rPr>
+          <w:rFonts w:cs="Times New Roman"/>
           <w:b/>
           <w:bCs/>
-          <w:lang w:val="en-IN"/>
         </w:rPr>
         <w:t>Read:</w:t>
       </w:r>
       <w:r>
         <w:rPr>
-          <w:lang w:val="en-IN"/>
+          <w:rFonts w:cs="Times New Roman"/>
         </w:rPr>
         <w:t xml:space="preserve"> Retrieves all student records or an individual record.</w:t>
       </w:r>
@@ -1979,21 +1609,18 @@
           <w:ilvl w:val="0"/>
           <w:numId w:val="20"/>
         </w:numPr>
-        <w:rPr>
-          <w:lang w:val="en-IN"/>
-        </w:rPr>
       </w:pPr>
       <w:r>
         <w:rPr>
+          <w:rFonts w:cs="Times New Roman"/>
           <w:b/>
           <w:bCs/>
-          <w:lang w:val="en-IN"/>
         </w:rPr>
         <w:t>Update:</w:t>
       </w:r>
       <w:r>
         <w:rPr>
-          <w:lang w:val="en-IN"/>
+          <w:rFonts w:cs="Times New Roman"/>
         </w:rPr>
         <w:t xml:space="preserve"> Modifies the details of an existing student.</w:t>
       </w:r>
@@ -2005,63 +1632,32 @@
           <w:ilvl w:val="0"/>
           <w:numId w:val="20"/>
         </w:numPr>
-        <w:rPr>
-          <w:lang w:val="en-IN"/>
-        </w:rPr>
       </w:pPr>
       <w:r>
         <w:rPr>
+          <w:rFonts w:cs="Times New Roman"/>
           <w:b/>
           <w:bCs/>
-          <w:lang w:val="en-IN"/>
         </w:rPr>
         <w:t>Delete:</w:t>
       </w:r>
       <w:r>
         <w:rPr>
-          <w:lang w:val="en-IN"/>
+          <w:rFonts w:cs="Times New Roman"/>
         </w:rPr>
         <w:t xml:space="preserve"> Removes a student record from the database</w:t>
       </w:r>
     </w:p>
-    <w:p>
-      <w:pPr>
-        <w:rPr>
-          <w:lang w:val="en-IN"/>
-        </w:rPr>
-      </w:pPr>
-    </w:p>
-    <w:p>
-      <w:pPr>
-        <w:rPr>
-          <w:lang w:val="en-IN"/>
-        </w:rPr>
-      </w:pPr>
-    </w:p>
-    <w:p>
-      <w:pPr>
-        <w:rPr>
-          <w:lang w:val="en-IN"/>
-        </w:rPr>
-      </w:pPr>
-    </w:p>
-    <w:p>
-      <w:pPr>
-        <w:rPr>
-          <w:lang w:val="en-IN"/>
-        </w:rPr>
-      </w:pPr>
-    </w:p>
-    <w:p>
-      <w:pPr>
-        <w:rPr>
-          <w:lang w:val="en-IN"/>
-        </w:rPr>
-      </w:pPr>
-    </w:p>
+    <w:p/>
+    <w:p/>
+    <w:p/>
+    <w:p/>
+    <w:p/>
     <w:p>
       <w:r>
-        <w:lastRenderedPageBreak/>
+        <w:rPr>
+          <w:rFonts w:cs="Times New Roman"/>
+        </w:rPr>
         <w:t>Step 5: Running the Application</w:t>
       </w:r>
     </w:p>
@@ -2070,15 +1666,7 @@
         <w:pStyle w:val="NormalWeb"/>
       </w:pPr>
       <w:r>
-        <w:t xml:space="preserve">The application was launched through </w:t>
-      </w:r>
-      <w:proofErr w:type="spellStart"/>
-      <w:r>
-        <w:t>Uvicorn</w:t>
-      </w:r>
-      <w:proofErr w:type="spellEnd"/>
-      <w:r>
-        <w:t xml:space="preserve"> using the following command in the project's terminal:</w:t>
+        <w:t>The application was launched through Uvicorn using the following command in the project's terminal:</w:t>
       </w:r>
     </w:p>
     <w:p>
@@ -2089,49 +1677,7 @@
         <w:rPr>
           <w:rStyle w:val="HTMLCode"/>
         </w:rPr>
-        <w:t>.\</w:t>
-      </w:r>
-      <w:proofErr w:type="spellStart"/>
-      <w:r>
-        <w:rPr>
-          <w:rStyle w:val="HTMLCode"/>
-        </w:rPr>
-        <w:t>venv</w:t>
-      </w:r>
-      <w:proofErr w:type="spellEnd"/>
-      <w:r>
-        <w:rPr>
-          <w:rStyle w:val="HTMLCode"/>
-        </w:rPr>
-        <w:t xml:space="preserve">\Scripts\python.exe -m </w:t>
-      </w:r>
-      <w:proofErr w:type="spellStart"/>
-      <w:r>
-        <w:rPr>
-          <w:rStyle w:val="HTMLCode"/>
-        </w:rPr>
-        <w:t>uvicorn</w:t>
-      </w:r>
-      <w:proofErr w:type="spellEnd"/>
-      <w:r>
-        <w:rPr>
-          <w:rStyle w:val="HTMLCode"/>
-        </w:rPr>
-        <w:t xml:space="preserve"> </w:t>
-      </w:r>
-      <w:proofErr w:type="spellStart"/>
-      <w:r>
-        <w:rPr>
-          <w:rStyle w:val="HTMLCode"/>
-        </w:rPr>
-        <w:t>main:app</w:t>
-      </w:r>
-      <w:proofErr w:type="spellEnd"/>
-      <w:r>
-        <w:rPr>
-          <w:rStyle w:val="HTMLCode"/>
-        </w:rPr>
-        <w:t xml:space="preserve"> --reload</w:t>
+        <w:t>.\venv\Scripts\python.exe -m uvicorn main:app --reload</w:t>
       </w:r>
     </w:p>
     <w:p>
@@ -2149,7 +1695,7 @@
           <w:rStyle w:val="HTMLCode"/>
         </w:rPr>
       </w:pPr>
-      <w:hyperlink r:id="rId6" w:history="1">
+      <w:hyperlink r:id="rId6">
         <w:r>
           <w:rPr>
             <w:rStyle w:val="Hyperlink"/>
@@ -2162,12 +1708,10 @@
       </w:hyperlink>
     </w:p>
     <w:p>
-      <w:pPr>
-        <w:pStyle w:val="NormalWeb"/>
-      </w:pPr>
-    </w:p>
-    <w:p>
       <w:r>
+        <w:rPr>
+          <w:rFonts w:cs="Times New Roman"/>
+        </w:rPr>
         <w:t>Step 6: API Testing</w:t>
       </w:r>
     </w:p>
@@ -2176,15 +1720,7 @@
         <w:pStyle w:val="NormalWeb"/>
       </w:pPr>
       <w:r>
-        <w:t xml:space="preserve">The endpoints were tested using Swagger UI. Automated smoke tests were also executed to verify important application </w:t>
-      </w:r>
-      <w:proofErr w:type="spellStart"/>
-      <w:r>
-        <w:t>behaviors</w:t>
-      </w:r>
-      <w:proofErr w:type="spellEnd"/>
-      <w:r>
-        <w:t>, including API schema generation and record deletion.</w:t>
+        <w:t>The endpoints were tested using Swagger UI. Automated smoke tests were also executed to verify important application behaviors, including API schema generation and record deletion.</w:t>
       </w:r>
     </w:p>
     <w:p>
@@ -2235,6 +1771,7 @@
       </w:pPr>
       <w:r>
         <w:rPr>
+          <w:rFonts w:cs="Calibri"/>
           <w:sz w:val="32"/>
           <w:szCs w:val="32"/>
         </w:rPr>
@@ -2246,14 +1783,13 @@
         <w:rPr>
           <w:sz w:val="24"/>
           <w:szCs w:val="24"/>
-          <w:lang w:val="en-IN"/>
         </w:rPr>
       </w:pPr>
       <w:r>
         <w:rPr>
+          <w:rFonts w:cs="Times New Roman"/>
           <w:sz w:val="24"/>
           <w:szCs w:val="24"/>
-          <w:lang w:val="en-IN"/>
         </w:rPr>
         <w:t>The main features implemented in the project are:</w:t>
       </w:r>
@@ -2268,24 +1804,23 @@
         <w:rPr>
           <w:sz w:val="24"/>
           <w:szCs w:val="24"/>
-          <w:lang w:val="en-IN"/>
         </w:rPr>
       </w:pPr>
       <w:r>
         <w:rPr>
+          <w:rFonts w:cs="Times New Roman"/>
           <w:b/>
           <w:bCs/>
           <w:sz w:val="24"/>
           <w:szCs w:val="24"/>
-          <w:lang w:val="en-IN"/>
         </w:rPr>
         <w:t>Student Creation:</w:t>
       </w:r>
       <w:r>
         <w:rPr>
+          <w:rFonts w:cs="Times New Roman"/>
           <w:sz w:val="24"/>
           <w:szCs w:val="24"/>
-          <w:lang w:val="en-IN"/>
         </w:rPr>
         <w:t xml:space="preserve"> Adds new student records to the database.</w:t>
       </w:r>
@@ -2300,24 +1835,23 @@
         <w:rPr>
           <w:sz w:val="24"/>
           <w:szCs w:val="24"/>
-          <w:lang w:val="en-IN"/>
         </w:rPr>
       </w:pPr>
       <w:r>
         <w:rPr>
+          <w:rFonts w:cs="Times New Roman"/>
           <w:b/>
           <w:bCs/>
           <w:sz w:val="24"/>
           <w:szCs w:val="24"/>
-          <w:lang w:val="en-IN"/>
         </w:rPr>
         <w:t>Student Retrieval:</w:t>
       </w:r>
       <w:r>
         <w:rPr>
+          <w:rFonts w:cs="Times New Roman"/>
           <w:sz w:val="24"/>
           <w:szCs w:val="24"/>
-          <w:lang w:val="en-IN"/>
         </w:rPr>
         <w:t xml:space="preserve"> Lists existing students and retrieves individual student details.</w:t>
       </w:r>
@@ -2332,24 +1866,23 @@
         <w:rPr>
           <w:sz w:val="24"/>
           <w:szCs w:val="24"/>
-          <w:lang w:val="en-IN"/>
         </w:rPr>
       </w:pPr>
       <w:r>
         <w:rPr>
+          <w:rFonts w:cs="Times New Roman"/>
           <w:b/>
           <w:bCs/>
           <w:sz w:val="24"/>
           <w:szCs w:val="24"/>
-          <w:lang w:val="en-IN"/>
         </w:rPr>
         <w:t>Student Update:</w:t>
       </w:r>
       <w:r>
         <w:rPr>
+          <w:rFonts w:cs="Times New Roman"/>
           <w:sz w:val="24"/>
           <w:szCs w:val="24"/>
-          <w:lang w:val="en-IN"/>
         </w:rPr>
         <w:t xml:space="preserve"> Modifies information belonging to an existing student.</w:t>
       </w:r>
@@ -2364,24 +1897,23 @@
         <w:rPr>
           <w:sz w:val="24"/>
           <w:szCs w:val="24"/>
-          <w:lang w:val="en-IN"/>
         </w:rPr>
       </w:pPr>
       <w:r>
         <w:rPr>
+          <w:rFonts w:cs="Times New Roman"/>
           <w:b/>
           <w:bCs/>
           <w:sz w:val="24"/>
           <w:szCs w:val="24"/>
-          <w:lang w:val="en-IN"/>
         </w:rPr>
         <w:t>Student Deletion:</w:t>
       </w:r>
       <w:r>
         <w:rPr>
+          <w:rFonts w:cs="Times New Roman"/>
           <w:sz w:val="24"/>
           <w:szCs w:val="24"/>
-          <w:lang w:val="en-IN"/>
         </w:rPr>
         <w:t xml:space="preserve"> Deletes an existing student record.</w:t>
       </w:r>
@@ -2396,24 +1928,23 @@
         <w:rPr>
           <w:sz w:val="24"/>
           <w:szCs w:val="24"/>
-          <w:lang w:val="en-IN"/>
         </w:rPr>
       </w:pPr>
       <w:r>
         <w:rPr>
+          <w:rFonts w:cs="Times New Roman"/>
           <w:b/>
           <w:bCs/>
           <w:sz w:val="24"/>
           <w:szCs w:val="24"/>
-          <w:lang w:val="en-IN"/>
         </w:rPr>
         <w:t>Data Validation:</w:t>
       </w:r>
       <w:r>
         <w:rPr>
+          <w:rFonts w:cs="Times New Roman"/>
           <w:sz w:val="24"/>
           <w:szCs w:val="24"/>
-          <w:lang w:val="en-IN"/>
         </w:rPr>
         <w:t xml:space="preserve"> Checks incoming request data and rejects invalid inputs.</w:t>
       </w:r>
@@ -2428,24 +1959,23 @@
         <w:rPr>
           <w:sz w:val="24"/>
           <w:szCs w:val="24"/>
-          <w:lang w:val="en-IN"/>
         </w:rPr>
       </w:pPr>
       <w:r>
         <w:rPr>
+          <w:rFonts w:cs="Times New Roman"/>
           <w:b/>
           <w:bCs/>
           <w:sz w:val="24"/>
           <w:szCs w:val="24"/>
-          <w:lang w:val="en-IN"/>
         </w:rPr>
         <w:t>Persistent Storage:</w:t>
       </w:r>
       <w:r>
         <w:rPr>
+          <w:rFonts w:cs="Times New Roman"/>
           <w:sz w:val="24"/>
           <w:szCs w:val="24"/>
-          <w:lang w:val="en-IN"/>
         </w:rPr>
         <w:t xml:space="preserve"> Uses SQLite to store student records.</w:t>
       </w:r>
@@ -2460,24 +1990,23 @@
         <w:rPr>
           <w:sz w:val="24"/>
           <w:szCs w:val="24"/>
-          <w:lang w:val="en-IN"/>
         </w:rPr>
       </w:pPr>
       <w:r>
         <w:rPr>
+          <w:rFonts w:cs="Times New Roman"/>
           <w:b/>
           <w:bCs/>
           <w:sz w:val="24"/>
           <w:szCs w:val="24"/>
-          <w:lang w:val="en-IN"/>
         </w:rPr>
         <w:t>Interactive Documentation:</w:t>
       </w:r>
       <w:r>
         <w:rPr>
+          <w:rFonts w:cs="Times New Roman"/>
           <w:sz w:val="24"/>
           <w:szCs w:val="24"/>
-          <w:lang w:val="en-IN"/>
         </w:rPr>
         <w:t xml:space="preserve"> Provides Swagger UI for exploring and testing endpoints.</w:t>
       </w:r>
@@ -2492,44 +2021,25 @@
         <w:rPr>
           <w:sz w:val="24"/>
           <w:szCs w:val="24"/>
-          <w:lang w:val="en-IN"/>
         </w:rPr>
       </w:pPr>
       <w:r>
         <w:rPr>
+          <w:rFonts w:cs="Times New Roman"/>
           <w:b/>
           <w:bCs/>
           <w:sz w:val="24"/>
           <w:szCs w:val="24"/>
-          <w:lang w:val="en-IN"/>
         </w:rPr>
         <w:t>Automated Testing:</w:t>
       </w:r>
       <w:r>
         <w:rPr>
+          <w:rFonts w:cs="Times New Roman"/>
           <w:sz w:val="24"/>
           <w:szCs w:val="24"/>
-          <w:lang w:val="en-IN"/>
-        </w:rPr>
-        <w:t xml:space="preserve"> Includes smoke tests to verify application </w:t>
-      </w:r>
-      <w:proofErr w:type="spellStart"/>
-      <w:r>
-        <w:rPr>
-          <w:sz w:val="24"/>
-          <w:szCs w:val="24"/>
-          <w:lang w:val="en-IN"/>
-        </w:rPr>
-        <w:t>behavior</w:t>
-      </w:r>
-      <w:proofErr w:type="spellEnd"/>
-      <w:r>
-        <w:rPr>
-          <w:sz w:val="24"/>
-          <w:szCs w:val="24"/>
-          <w:lang w:val="en-IN"/>
-        </w:rPr>
-        <w:t>.</w:t>
+        </w:rPr>
+        <w:t xml:space="preserve"> Includes smoke tests to verify application behavior.</w:t>
       </w:r>
     </w:p>
     <w:p>
@@ -2542,24 +2052,23 @@
         <w:rPr>
           <w:sz w:val="24"/>
           <w:szCs w:val="24"/>
-          <w:lang w:val="en-IN"/>
         </w:rPr>
       </w:pPr>
       <w:r>
         <w:rPr>
+          <w:rFonts w:cs="Times New Roman"/>
           <w:b/>
           <w:bCs/>
           <w:sz w:val="24"/>
           <w:szCs w:val="24"/>
-          <w:lang w:val="en-IN"/>
         </w:rPr>
         <w:t>Missing-Record Handling:</w:t>
       </w:r>
       <w:r>
         <w:rPr>
+          <w:rFonts w:cs="Times New Roman"/>
           <w:sz w:val="24"/>
           <w:szCs w:val="24"/>
-          <w:lang w:val="en-IN"/>
         </w:rPr>
         <w:t xml:space="preserve"> Checks that deleted records can no longer be retrieved.</w:t>
       </w:r>
@@ -2569,34 +2078,15 @@
         <w:rPr>
           <w:sz w:val="24"/>
           <w:szCs w:val="24"/>
-          <w:lang w:val="en-IN"/>
         </w:rPr>
       </w:pPr>
       <w:r>
         <w:rPr>
+          <w:rFonts w:cs="Times New Roman"/>
           <w:sz w:val="24"/>
           <w:szCs w:val="24"/>
-          <w:lang w:val="en-IN"/>
-        </w:rPr>
-        <w:t xml:space="preserve">The optional </w:t>
-      </w:r>
-      <w:proofErr w:type="spellStart"/>
-      <w:r>
-        <w:rPr>
-          <w:sz w:val="24"/>
-          <w:szCs w:val="24"/>
-          <w:lang w:val="en-IN"/>
-        </w:rPr>
-        <w:t>Ollama</w:t>
-      </w:r>
-      <w:proofErr w:type="spellEnd"/>
-      <w:r>
-        <w:rPr>
-          <w:sz w:val="24"/>
-          <w:szCs w:val="24"/>
-          <w:lang w:val="en-IN"/>
-        </w:rPr>
-        <w:t>-based AI extension described in the assignment is not claimed as implemented in this documentation.</w:t>
+        </w:rPr>
+        <w:t>The optional Ollama-based AI extension described in the assignment is not claimed as implemented in this documentation.</w:t>
       </w:r>
     </w:p>
     <w:p>
@@ -2609,6 +2099,7 @@
       </w:pPr>
       <w:r>
         <w:rPr>
+          <w:rFonts w:cs="Calibri"/>
           <w:sz w:val="32"/>
           <w:szCs w:val="32"/>
         </w:rPr>
@@ -2621,42 +2112,15 @@
         <w:rPr>
           <w:sz w:val="24"/>
           <w:szCs w:val="24"/>
-          <w:lang w:val="en-IN"/>
         </w:rPr>
       </w:pPr>
       <w:r>
         <w:rPr>
+          <w:rFonts w:cs="Times New Roman"/>
           <w:sz w:val="24"/>
           <w:szCs w:val="24"/>
-          <w:lang w:val="en-IN"/>
-        </w:rPr>
-        <w:t>T</w:t>
-      </w:r>
-      <w:r>
-        <w:rPr>
-          <w:sz w:val="24"/>
-          <w:szCs w:val="24"/>
-          <w:lang w:val="en-IN"/>
-        </w:rPr>
-        <w:t xml:space="preserve">he project resulted in a functioning Student Management REST API built around Python, </w:t>
-      </w:r>
-      <w:proofErr w:type="spellStart"/>
-      <w:r>
-        <w:rPr>
-          <w:sz w:val="24"/>
-          <w:szCs w:val="24"/>
-          <w:lang w:val="en-IN"/>
-        </w:rPr>
-        <w:t>FastAPI</w:t>
-      </w:r>
-      <w:proofErr w:type="spellEnd"/>
-      <w:r>
-        <w:rPr>
-          <w:sz w:val="24"/>
-          <w:szCs w:val="24"/>
-          <w:lang w:val="en-IN"/>
-        </w:rPr>
-        <w:t>, and SQLite.</w:t>
+        </w:rPr>
+        <w:t>The project resulted in a functioning Student Management REST API built around Python, FastAPI, and SQLite.</w:t>
       </w:r>
     </w:p>
     <w:p>
@@ -2664,14 +2128,13 @@
         <w:rPr>
           <w:sz w:val="24"/>
           <w:szCs w:val="24"/>
-          <w:lang w:val="en-IN"/>
         </w:rPr>
       </w:pPr>
       <w:r>
         <w:rPr>
+          <w:rFonts w:cs="Times New Roman"/>
           <w:sz w:val="24"/>
           <w:szCs w:val="24"/>
-          <w:lang w:val="en-IN"/>
         </w:rPr>
         <w:t>The application supports the core student-record management workflow and provides an interactive Swagger interface for testing its endpoints.</w:t>
       </w:r>
@@ -2681,52 +2144,33 @@
         <w:rPr>
           <w:sz w:val="24"/>
           <w:szCs w:val="24"/>
-          <w:lang w:val="en-IN"/>
         </w:rPr>
       </w:pPr>
       <w:r>
         <w:rPr>
+          <w:rFonts w:cs="Times New Roman"/>
           <w:sz w:val="24"/>
           <w:szCs w:val="24"/>
-          <w:lang w:val="en-IN"/>
         </w:rPr>
         <w:t xml:space="preserve">The automated smoke tests completed successfully, with </w:t>
       </w:r>
       <w:r>
         <w:rPr>
+          <w:rFonts w:cs="Times New Roman"/>
           <w:b/>
           <w:bCs/>
           <w:sz w:val="24"/>
           <w:szCs w:val="24"/>
-          <w:lang w:val="en-IN"/>
         </w:rPr>
         <w:t>27 out of 27 checks passing</w:t>
       </w:r>
       <w:r>
         <w:rPr>
+          <w:rFonts w:cs="Times New Roman"/>
           <w:sz w:val="24"/>
           <w:szCs w:val="24"/>
-          <w:lang w:val="en-IN"/>
-        </w:rPr>
-        <w:t xml:space="preserve">. The results specifically confirmed </w:t>
-      </w:r>
-      <w:proofErr w:type="spellStart"/>
-      <w:r>
-        <w:rPr>
-          <w:sz w:val="24"/>
-          <w:szCs w:val="24"/>
-          <w:lang w:val="en-IN"/>
-        </w:rPr>
-        <w:t>OpenAPI</w:t>
-      </w:r>
-      <w:proofErr w:type="spellEnd"/>
-      <w:r>
-        <w:rPr>
-          <w:sz w:val="24"/>
-          <w:szCs w:val="24"/>
-          <w:lang w:val="en-IN"/>
-        </w:rPr>
-        <w:t xml:space="preserve"> schema generation, successful deletion of an existing student, and the inability to retrieve a deleted student.</w:t>
+        </w:rPr>
+        <w:t>. The results specifically confirmed OpenAPI schema generation, successful deletion of an existing student, and the inability to retrieve a deleted student.</w:t>
       </w:r>
     </w:p>
     <w:p>
@@ -2734,14 +2178,13 @@
         <w:rPr>
           <w:sz w:val="24"/>
           <w:szCs w:val="24"/>
-          <w:lang w:val="en-IN"/>
         </w:rPr>
       </w:pPr>
       <w:r>
         <w:rPr>
+          <w:rFonts w:cs="Times New Roman"/>
           <w:sz w:val="24"/>
           <w:szCs w:val="24"/>
-          <w:lang w:val="en-IN"/>
         </w:rPr>
         <w:t>The project demonstrates practical application of backend development, database integration, API design, request validation, and software testing.</w:t>
       </w:r>
@@ -2751,7 +2194,6 @@
         <w:rPr>
           <w:sz w:val="24"/>
           <w:szCs w:val="24"/>
-          <w:lang w:val="en-IN"/>
         </w:rPr>
       </w:pPr>
     </w:p>
@@ -2760,7 +2202,6 @@
         <w:rPr>
           <w:sz w:val="24"/>
           <w:szCs w:val="24"/>
-          <w:lang w:val="en-IN"/>
         </w:rPr>
       </w:pPr>
     </w:p>
@@ -2769,10 +2210,14 @@
         <w:pStyle w:val="Heading1"/>
       </w:pPr>
       <w:r>
+        <w:rPr>
+          <w:rFonts w:cs="Calibri"/>
+        </w:rPr>
         <w:t xml:space="preserve"> </w:t>
       </w:r>
       <w:r>
         <w:rPr>
+          <w:rFonts w:cs="Calibri"/>
           <w:sz w:val="32"/>
           <w:szCs w:val="32"/>
         </w:rPr>
@@ -2786,16 +2231,15 @@
           <w:bCs/>
           <w:sz w:val="24"/>
           <w:szCs w:val="24"/>
-          <w:lang w:val="en-IN"/>
         </w:rPr>
       </w:pPr>
       <w:r>
         <w:rPr>
+          <w:rFonts w:cs="Times New Roman"/>
           <w:b/>
           <w:bCs/>
           <w:sz w:val="24"/>
           <w:szCs w:val="24"/>
-          <w:lang w:val="en-IN"/>
         </w:rPr>
         <w:t>Challenges Faced</w:t>
       </w:r>
@@ -2805,14 +2249,13 @@
         <w:rPr>
           <w:sz w:val="24"/>
           <w:szCs w:val="24"/>
-          <w:lang w:val="en-IN"/>
         </w:rPr>
       </w:pPr>
       <w:r>
         <w:rPr>
+          <w:rFonts w:cs="Times New Roman"/>
           <w:sz w:val="24"/>
           <w:szCs w:val="24"/>
-          <w:lang w:val="en-IN"/>
         </w:rPr>
         <w:t>During development and testing, some issues required troubleshooting:</w:t>
       </w:r>
@@ -2822,14 +2265,13 @@
         <w:rPr>
           <w:sz w:val="24"/>
           <w:szCs w:val="24"/>
-          <w:lang w:val="en-IN"/>
         </w:rPr>
       </w:pPr>
       <w:r>
         <w:rPr>
+          <w:rFonts w:cs="Times New Roman"/>
           <w:sz w:val="24"/>
           <w:szCs w:val="24"/>
-          <w:lang w:val="en-IN"/>
         </w:rPr>
         <w:t>Dependency management: A missing package was reported when running the smoke tests. The package was installed in the project's virtual environment before the tests were rerun successfully.</w:t>
       </w:r>
@@ -2839,34 +2281,23 @@
         <w:rPr>
           <w:sz w:val="24"/>
           <w:szCs w:val="24"/>
-          <w:lang w:val="en-IN"/>
         </w:rPr>
       </w:pPr>
       <w:r>
         <w:rPr>
+          <w:rFonts w:cs="Times New Roman"/>
           <w:sz w:val="24"/>
           <w:szCs w:val="24"/>
-          <w:lang w:val="en-IN"/>
         </w:rPr>
         <w:t xml:space="preserve">Application execution: The API needed to be started using </w:t>
       </w:r>
-      <w:proofErr w:type="spellStart"/>
       <w:r>
         <w:rPr>
+          <w:rFonts w:cs="Times New Roman"/>
           <w:sz w:val="24"/>
           <w:szCs w:val="24"/>
-          <w:lang w:val="en-IN"/>
-        </w:rPr>
-        <w:t>Uvicorn</w:t>
-      </w:r>
-      <w:proofErr w:type="spellEnd"/>
-      <w:r>
-        <w:rPr>
-          <w:sz w:val="24"/>
-          <w:szCs w:val="24"/>
-          <w:lang w:val="en-IN"/>
-        </w:rPr>
-        <w:t xml:space="preserve"> rather than simply running the Python file.</w:t>
+        </w:rPr>
+        <w:t>Uvicorn rather than simply running the Python file.</w:t>
       </w:r>
     </w:p>
     <w:p>
@@ -2874,34 +2305,15 @@
         <w:rPr>
           <w:sz w:val="24"/>
           <w:szCs w:val="24"/>
-          <w:lang w:val="en-IN"/>
         </w:rPr>
       </w:pPr>
       <w:r>
         <w:rPr>
+          <w:rFonts w:cs="Times New Roman"/>
           <w:sz w:val="24"/>
           <w:szCs w:val="24"/>
-          <w:lang w:val="en-IN"/>
-        </w:rPr>
-        <w:t xml:space="preserve">API testing: Swagger UI and the automated smoke tests were used to check endpoint responses and verify expected </w:t>
-      </w:r>
-      <w:proofErr w:type="spellStart"/>
-      <w:r>
-        <w:rPr>
-          <w:sz w:val="24"/>
-          <w:szCs w:val="24"/>
-          <w:lang w:val="en-IN"/>
-        </w:rPr>
-        <w:t>behavior</w:t>
-      </w:r>
-      <w:proofErr w:type="spellEnd"/>
-      <w:r>
-        <w:rPr>
-          <w:sz w:val="24"/>
-          <w:szCs w:val="24"/>
-          <w:lang w:val="en-IN"/>
-        </w:rPr>
-        <w:t>.</w:t>
+        </w:rPr>
+        <w:t>API testing: Swagger UI and the automated smoke tests were used to check endpoint responses and verify expected behavior.</w:t>
       </w:r>
     </w:p>
     <w:p>
@@ -2909,14 +2321,13 @@
         <w:rPr>
           <w:sz w:val="24"/>
           <w:szCs w:val="24"/>
-          <w:lang w:val="en-IN"/>
         </w:rPr>
       </w:pPr>
       <w:r>
         <w:rPr>
+          <w:rFonts w:cs="Times New Roman"/>
           <w:sz w:val="24"/>
           <w:szCs w:val="24"/>
-          <w:lang w:val="en-IN"/>
         </w:rPr>
         <w:t>Database operations: Testing confirmed that deleting a record prevents it from being retrieved afterward.</w:t>
       </w:r>
@@ -2928,16 +2339,15 @@
           <w:bCs/>
           <w:sz w:val="24"/>
           <w:szCs w:val="24"/>
-          <w:lang w:val="en-IN"/>
         </w:rPr>
       </w:pPr>
       <w:r>
         <w:rPr>
+          <w:rFonts w:cs="Times New Roman"/>
           <w:b/>
           <w:bCs/>
           <w:sz w:val="24"/>
           <w:szCs w:val="24"/>
-          <w:lang w:val="en-IN"/>
         </w:rPr>
         <w:t>Learning Outcomes</w:t>
       </w:r>
@@ -2947,14 +2357,13 @@
         <w:rPr>
           <w:sz w:val="24"/>
           <w:szCs w:val="24"/>
-          <w:lang w:val="en-IN"/>
         </w:rPr>
       </w:pPr>
       <w:r>
         <w:rPr>
+          <w:rFonts w:cs="Times New Roman"/>
           <w:sz w:val="24"/>
           <w:szCs w:val="24"/>
-          <w:lang w:val="en-IN"/>
         </w:rPr>
         <w:t>Through this project, I learned:</w:t>
       </w:r>
@@ -2969,34 +2378,15 @@
         <w:rPr>
           <w:sz w:val="24"/>
           <w:szCs w:val="24"/>
-          <w:lang w:val="en-IN"/>
         </w:rPr>
       </w:pPr>
       <w:r>
         <w:rPr>
+          <w:rFonts w:cs="Times New Roman"/>
           <w:sz w:val="24"/>
           <w:szCs w:val="24"/>
-          <w:lang w:val="en-IN"/>
-        </w:rPr>
-        <w:t xml:space="preserve">How to create REST APIs using </w:t>
-      </w:r>
-      <w:proofErr w:type="spellStart"/>
-      <w:r>
-        <w:rPr>
-          <w:sz w:val="24"/>
-          <w:szCs w:val="24"/>
-          <w:lang w:val="en-IN"/>
-        </w:rPr>
-        <w:t>FastAPI</w:t>
-      </w:r>
-      <w:proofErr w:type="spellEnd"/>
-      <w:r>
-        <w:rPr>
-          <w:sz w:val="24"/>
-          <w:szCs w:val="24"/>
-          <w:lang w:val="en-IN"/>
-        </w:rPr>
-        <w:t>.</w:t>
+        </w:rPr>
+        <w:t>How to create REST APIs using FastAPI.</w:t>
       </w:r>
     </w:p>
     <w:p>
@@ -3009,14 +2399,13 @@
         <w:rPr>
           <w:sz w:val="24"/>
           <w:szCs w:val="24"/>
-          <w:lang w:val="en-IN"/>
         </w:rPr>
       </w:pPr>
       <w:r>
         <w:rPr>
+          <w:rFonts w:cs="Times New Roman"/>
           <w:sz w:val="24"/>
           <w:szCs w:val="24"/>
-          <w:lang w:val="en-IN"/>
         </w:rPr>
         <w:t>How CRUD operations work in a backend application.</w:t>
       </w:r>
@@ -3031,14 +2420,13 @@
         <w:rPr>
           <w:sz w:val="24"/>
           <w:szCs w:val="24"/>
-          <w:lang w:val="en-IN"/>
         </w:rPr>
       </w:pPr>
       <w:r>
         <w:rPr>
+          <w:rFonts w:cs="Times New Roman"/>
           <w:sz w:val="24"/>
           <w:szCs w:val="24"/>
-          <w:lang w:val="en-IN"/>
         </w:rPr>
         <w:t>How an application interacts with a database.</w:t>
       </w:r>
@@ -3053,14 +2441,13 @@
         <w:rPr>
           <w:sz w:val="24"/>
           <w:szCs w:val="24"/>
-          <w:lang w:val="en-IN"/>
         </w:rPr>
       </w:pPr>
       <w:r>
         <w:rPr>
+          <w:rFonts w:cs="Times New Roman"/>
           <w:sz w:val="24"/>
           <w:szCs w:val="24"/>
-          <w:lang w:val="en-IN"/>
         </w:rPr>
         <w:t>Why input validation is important.</w:t>
       </w:r>
@@ -3075,34 +2462,15 @@
         <w:rPr>
           <w:sz w:val="24"/>
           <w:szCs w:val="24"/>
-          <w:lang w:val="en-IN"/>
         </w:rPr>
       </w:pPr>
       <w:r>
         <w:rPr>
+          <w:rFonts w:cs="Times New Roman"/>
           <w:sz w:val="24"/>
           <w:szCs w:val="24"/>
-          <w:lang w:val="en-IN"/>
-        </w:rPr>
-        <w:t xml:space="preserve">How to run a development server using </w:t>
-      </w:r>
-      <w:proofErr w:type="spellStart"/>
-      <w:r>
-        <w:rPr>
-          <w:sz w:val="24"/>
-          <w:szCs w:val="24"/>
-          <w:lang w:val="en-IN"/>
-        </w:rPr>
-        <w:t>Uvicorn</w:t>
-      </w:r>
-      <w:proofErr w:type="spellEnd"/>
-      <w:r>
-        <w:rPr>
-          <w:sz w:val="24"/>
-          <w:szCs w:val="24"/>
-          <w:lang w:val="en-IN"/>
-        </w:rPr>
-        <w:t>.</w:t>
+        </w:rPr>
+        <w:t>How to run a development server using Uvicorn.</w:t>
       </w:r>
     </w:p>
     <w:p>
@@ -3115,14 +2483,13 @@
         <w:rPr>
           <w:sz w:val="24"/>
           <w:szCs w:val="24"/>
-          <w:lang w:val="en-IN"/>
         </w:rPr>
       </w:pPr>
       <w:r>
         <w:rPr>
+          <w:rFonts w:cs="Times New Roman"/>
           <w:sz w:val="24"/>
           <w:szCs w:val="24"/>
-          <w:lang w:val="en-IN"/>
         </w:rPr>
         <w:t>How to test API endpoints through Swagger UI.</w:t>
       </w:r>
@@ -3137,14 +2504,13 @@
         <w:rPr>
           <w:sz w:val="24"/>
           <w:szCs w:val="24"/>
-          <w:lang w:val="en-IN"/>
         </w:rPr>
       </w:pPr>
       <w:r>
         <w:rPr>
+          <w:rFonts w:cs="Times New Roman"/>
           <w:sz w:val="24"/>
           <w:szCs w:val="24"/>
-          <w:lang w:val="en-IN"/>
         </w:rPr>
         <w:lastRenderedPageBreak/>
         <w:t>How virtual environments help manage project dependencies.</w:t>
@@ -3160,34 +2526,15 @@
         <w:rPr>
           <w:sz w:val="24"/>
           <w:szCs w:val="24"/>
-          <w:lang w:val="en-IN"/>
         </w:rPr>
       </w:pPr>
       <w:r>
         <w:rPr>
+          <w:rFonts w:cs="Times New Roman"/>
           <w:sz w:val="24"/>
           <w:szCs w:val="24"/>
-          <w:lang w:val="en-IN"/>
-        </w:rPr>
-        <w:t xml:space="preserve">How automated testing helps identify and verify application </w:t>
-      </w:r>
-      <w:proofErr w:type="spellStart"/>
-      <w:r>
-        <w:rPr>
-          <w:sz w:val="24"/>
-          <w:szCs w:val="24"/>
-          <w:lang w:val="en-IN"/>
-        </w:rPr>
-        <w:t>behavior</w:t>
-      </w:r>
-      <w:proofErr w:type="spellEnd"/>
-      <w:r>
-        <w:rPr>
-          <w:sz w:val="24"/>
-          <w:szCs w:val="24"/>
-          <w:lang w:val="en-IN"/>
-        </w:rPr>
-        <w:t>.</w:t>
+        </w:rPr>
+        <w:t>How automated testing helps identify and verify application behavior.</w:t>
       </w:r>
     </w:p>
     <w:p>
@@ -3200,34 +2547,15 @@
         <w:rPr>
           <w:sz w:val="24"/>
           <w:szCs w:val="24"/>
-          <w:lang w:val="en-IN"/>
         </w:rPr>
       </w:pPr>
       <w:r>
         <w:rPr>
+          <w:rFonts w:cs="Times New Roman"/>
           <w:sz w:val="24"/>
           <w:szCs w:val="24"/>
-          <w:lang w:val="en-IN"/>
-        </w:rPr>
-        <w:t>This project improved my understanding of backend application development and the process of testing a database-</w:t>
-      </w:r>
-      <w:proofErr w:type="spellStart"/>
-      <w:r>
-        <w:rPr>
-          <w:sz w:val="24"/>
-          <w:szCs w:val="24"/>
-          <w:lang w:val="en-IN"/>
-        </w:rPr>
-        <w:t>Wbacked</w:t>
-      </w:r>
-      <w:proofErr w:type="spellEnd"/>
-      <w:r>
-        <w:rPr>
-          <w:sz w:val="24"/>
-          <w:szCs w:val="24"/>
-          <w:lang w:val="en-IN"/>
-        </w:rPr>
-        <w:t xml:space="preserve"> API.</w:t>
+        </w:rPr>
+        <w:t>This project improved my understanding of backend application development and the process of testing a database-Wbacked API.</w:t>
       </w:r>
     </w:p>
     <w:p>
@@ -3236,7 +2564,6 @@
         <w:rPr>
           <w:sz w:val="24"/>
           <w:szCs w:val="24"/>
-          <w:lang w:val="en-IN"/>
         </w:rPr>
       </w:pPr>
     </w:p>
@@ -3246,20 +2573,16 @@
         <w:rPr>
           <w:sz w:val="24"/>
           <w:szCs w:val="24"/>
-          <w:lang w:val="en-IN"/>
         </w:rPr>
       </w:pPr>
     </w:p>
     <w:p>
       <w:pPr>
         <w:pStyle w:val="Heading1"/>
-        <w:rPr>
-          <w:lang w:val="en-IN"/>
-        </w:rPr>
       </w:pPr>
       <w:r>
         <w:rPr>
-          <w:lang w:val="en-IN"/>
+          <w:rFonts w:cs="Calibri"/>
         </w:rPr>
         <w:t>GitHub Repository and Project Links</w:t>
       </w:r>
@@ -3269,14 +2592,13 @@
         <w:rPr>
           <w:sz w:val="24"/>
           <w:szCs w:val="24"/>
-          <w:lang w:val="en-IN"/>
         </w:rPr>
       </w:pPr>
       <w:r>
         <w:rPr>
+          <w:rFonts w:cs="Times New Roman"/>
           <w:sz w:val="24"/>
           <w:szCs w:val="24"/>
-          <w:lang w:val="en-IN"/>
         </w:rPr>
         <w:t>The source code of the Student Database CRUD Application will be uploaded to GitHub for easy access and review. The project will also be deployed online so that users can access the API and its documentation through a public URL.</w:t>
       </w:r>
@@ -3286,26 +2608,33 @@
         <w:rPr>
           <w:sz w:val="24"/>
           <w:szCs w:val="24"/>
-          <w:lang w:val="en-IN"/>
         </w:rPr>
       </w:pPr>
       <w:r>
         <w:rPr>
+          <w:rFonts w:cs="Times New Roman"/>
           <w:b/>
           <w:bCs/>
           <w:sz w:val="24"/>
           <w:szCs w:val="24"/>
-          <w:lang w:val="en-IN"/>
         </w:rPr>
         <w:t>GitHub Repository</w:t>
       </w:r>
       <w:r>
         <w:rPr>
+          <w:rFonts w:cs="Times New Roman"/>
           <w:sz w:val="24"/>
           <w:szCs w:val="24"/>
-          <w:lang w:val="en-IN"/>
-        </w:rPr>
-        <w:t>: [Paste your GitHub link here]</w:t>
+        </w:rPr>
+        <w:t xml:space="preserve">: </w:t>
+      </w:r>
+      <w:r>
+        <w:rPr>
+          <w:rFonts w:cs="Times New Roman"/>
+          <w:sz w:val="24"/>
+          <w:szCs w:val="24"/>
+        </w:rPr>
+        <w:t>https://github.com/medha-su/student_management_project.git</w:t>
       </w:r>
     </w:p>
     <w:p>
@@ -3313,78 +2642,23 @@
         <w:rPr>
           <w:sz w:val="24"/>
           <w:szCs w:val="24"/>
-          <w:lang w:val="en-IN"/>
         </w:rPr>
       </w:pPr>
       <w:r>
         <w:rPr>
+          <w:rFonts w:cs="Times New Roman"/>
           <w:b/>
           <w:bCs/>
           <w:sz w:val="24"/>
           <w:szCs w:val="24"/>
-          <w:lang w:val="en-IN"/>
-        </w:rPr>
-        <w:t>Live API URL</w:t>
-      </w:r>
-      <w:r>
-        <w:rPr>
-          <w:sz w:val="24"/>
-          <w:szCs w:val="24"/>
-          <w:lang w:val="en-IN"/>
-        </w:rPr>
-        <w:t>: [Paste your deployed website link here]</w:t>
-      </w:r>
-    </w:p>
-    <w:p>
-      <w:pPr>
-        <w:rPr>
-          <w:sz w:val="24"/>
-          <w:szCs w:val="24"/>
-          <w:lang w:val="en-IN"/>
-        </w:rPr>
-      </w:pPr>
-      <w:r>
-        <w:rPr>
-          <w:b/>
-          <w:bCs/>
-          <w:sz w:val="24"/>
-          <w:szCs w:val="24"/>
-          <w:lang w:val="en-IN"/>
-        </w:rPr>
-        <w:t>API Documentation</w:t>
-      </w:r>
-      <w:r>
-        <w:rPr>
-          <w:sz w:val="24"/>
-          <w:szCs w:val="24"/>
-          <w:lang w:val="en-IN"/>
-        </w:rPr>
-        <w:t>: [Paste your live URL followed by /docs]</w:t>
-      </w:r>
-    </w:p>
-    <w:p>
-      <w:pPr>
-        <w:rPr>
-          <w:sz w:val="24"/>
-          <w:szCs w:val="24"/>
-          <w:lang w:val="en-IN"/>
-        </w:rPr>
-      </w:pPr>
-      <w:r>
-        <w:rPr>
-          <w:b/>
-          <w:bCs/>
-          <w:sz w:val="24"/>
-          <w:szCs w:val="24"/>
-          <w:lang w:val="en-IN"/>
         </w:rPr>
         <w:t>Local API URL</w:t>
       </w:r>
       <w:r>
         <w:rPr>
+          <w:rFonts w:cs="Times New Roman"/>
           <w:sz w:val="24"/>
           <w:szCs w:val="24"/>
-          <w:lang w:val="en-IN"/>
         </w:rPr>
         <w:t>: http://127.0.0.1:8000</w:t>
       </w:r>
@@ -3395,14 +2669,13 @@
         <w:rPr>
           <w:sz w:val="32"/>
           <w:szCs w:val="32"/>
-          <w:lang w:val="en-IN"/>
         </w:rPr>
       </w:pPr>
       <w:r>
         <w:rPr>
+          <w:rFonts w:cs="Calibri"/>
           <w:sz w:val="32"/>
           <w:szCs w:val="32"/>
-          <w:lang w:val="en-IN"/>
         </w:rPr>
         <w:t>Conclusion</w:t>
       </w:r>
@@ -3412,70 +2685,23 @@
         <w:rPr>
           <w:sz w:val="24"/>
           <w:szCs w:val="24"/>
-          <w:lang w:val="en-IN"/>
         </w:rPr>
       </w:pPr>
       <w:r>
         <w:rPr>
+          <w:rFonts w:cs="Times New Roman"/>
           <w:sz w:val="24"/>
           <w:szCs w:val="24"/>
-          <w:lang w:val="en-IN"/>
-        </w:rPr>
-        <w:t xml:space="preserve">The Student Performance Analytics System is designed to </w:t>
+        </w:rPr>
+        <w:t>The Student Performance Analytics System is designed to analyze students’ academic performance using Python, Pandas, NumPy, and Streamlit</w:t>
       </w:r>
-      <w:proofErr w:type="spellStart"/>
       <w:r>
         <w:rPr>
+          <w:rFonts w:cs="Times New Roman"/>
           <w:sz w:val="24"/>
           <w:szCs w:val="24"/>
-          <w:lang w:val="en-IN"/>
-        </w:rPr>
-        <w:t>analyze</w:t>
-      </w:r>
-      <w:proofErr w:type="spellEnd"/>
-      <w:r>
-        <w:rPr>
-          <w:sz w:val="24"/>
-          <w:szCs w:val="24"/>
-          <w:lang w:val="en-IN"/>
-        </w:rPr>
-        <w:t xml:space="preserve"> students’ academic performance using Python, Pandas, NumPy, and </w:t>
-      </w:r>
-      <w:proofErr w:type="spellStart"/>
-      <w:r>
-        <w:rPr>
-          <w:sz w:val="24"/>
-          <w:szCs w:val="24"/>
-          <w:lang w:val="en-IN"/>
-        </w:rPr>
-        <w:t>Streamlit</w:t>
-      </w:r>
-      <w:proofErr w:type="spellEnd"/>
-      <w:r>
-        <w:rPr>
-          <w:sz w:val="24"/>
-          <w:szCs w:val="24"/>
-          <w:lang w:val="en-IN"/>
-        </w:rPr>
-        <w:t xml:space="preserve">. It calculates average marks, </w:t>
-      </w:r>
-      <w:proofErr w:type="spellStart"/>
-      <w:r>
-        <w:rPr>
-          <w:sz w:val="24"/>
-          <w:szCs w:val="24"/>
-          <w:lang w:val="en-IN"/>
-        </w:rPr>
-        <w:t>analyzes</w:t>
-      </w:r>
-      <w:proofErr w:type="spellEnd"/>
-      <w:r>
-        <w:rPr>
-          <w:sz w:val="24"/>
-          <w:szCs w:val="24"/>
-          <w:lang w:val="en-IN"/>
-        </w:rPr>
-        <w:t xml:space="preserve"> attendance, compares subject-wise performance, and displays important statistics through an interactive dashboard. Features such as class-wise analysis, charts, student search, filters, and CSV export help users understand student data efficiently.</w:t>
+        </w:rPr>
+        <w:t>. It calculates average marks, analyzes attendance, compares subject-wise performance, and displays important statistics through an interactive dashboard. Features such as class-wise analysis, charts, student search, filters, and CSV export help users understand student data efficiently.</w:t>
       </w:r>
     </w:p>
     <w:p>
@@ -3483,14 +2709,13 @@
         <w:rPr>
           <w:sz w:val="24"/>
           <w:szCs w:val="24"/>
-          <w:lang w:val="en-IN"/>
         </w:rPr>
       </w:pPr>
       <w:r>
         <w:rPr>
+          <w:rFonts w:cs="Times New Roman"/>
           <w:sz w:val="24"/>
           <w:szCs w:val="24"/>
-          <w:lang w:val="en-IN"/>
         </w:rPr>
         <w:t>Overall, this project demonstrates how data analysis and visualization can be used in the education sector. It helps identify performance patterns, monitor academic progress, and recognize areas where students may need additional support. In the future, the system can be improved by adding custom dataset uploads, examination-wise progress tracking, and personalized performance reports.</w:t>
       </w:r>
@@ -3501,14 +2726,13 @@
         <w:rPr>
           <w:sz w:val="32"/>
           <w:szCs w:val="32"/>
-          <w:lang w:val="en-IN"/>
         </w:rPr>
       </w:pPr>
       <w:r>
         <w:rPr>
+          <w:rFonts w:cs="Calibri"/>
           <w:sz w:val="32"/>
           <w:szCs w:val="32"/>
-          <w:lang w:val="en-IN"/>
         </w:rPr>
         <w:t>Output and Screenshots</w:t>
       </w:r>
@@ -3518,14 +2742,13 @@
         <w:rPr>
           <w:sz w:val="24"/>
           <w:szCs w:val="24"/>
-          <w:lang w:val="en-IN"/>
         </w:rPr>
       </w:pPr>
       <w:r>
         <w:rPr>
+          <w:rFonts w:cs="Times New Roman"/>
           <w:sz w:val="24"/>
           <w:szCs w:val="24"/>
-          <w:lang w:val="en-IN"/>
         </w:rPr>
         <w:t>Screenshots of the actual running application should be added to demonstrate its functionality.</w:t>
       </w:r>
@@ -3535,22 +2758,18 @@
         <w:rPr>
           <w:sz w:val="24"/>
           <w:szCs w:val="24"/>
-          <w:lang w:val="en-IN"/>
         </w:rPr>
       </w:pPr>
       <w:r>
         <w:rPr>
           <w:noProof/>
-          <w:sz w:val="24"/>
-          <w:szCs w:val="24"/>
-          <w:lang w:val="en-IN"/>
         </w:rPr>
         <w:lastRenderedPageBreak/>
         <w:drawing>
-          <wp:inline distT="0" distB="0" distL="0" distR="0" wp14:anchorId="5DB6C87A" wp14:editId="3A5B5357">
-            <wp:extent cx="3427307" cy="1927860"/>
-            <wp:effectExtent l="0" t="0" r="1905" b="0"/>
-            <wp:docPr id="42430555" name="Picture 1"/>
+          <wp:inline distT="0" distB="0" distL="0" distR="0" wp14:anchorId="693FD179" wp14:editId="505404F8">
+            <wp:extent cx="3429000" cy="1924050"/>
+            <wp:effectExtent l="0" t="0" r="0" b="0"/>
+            <wp:docPr id="100000" name="Picture 100000"/>
             <wp:cNvGraphicFramePr>
               <a:graphicFrameLocks xmlns:a="http://schemas.openxmlformats.org/drawingml/2006/main" noChangeAspect="1"/>
             </wp:cNvGraphicFramePr>
@@ -3558,7 +2777,7 @@
               <a:graphicData uri="http://schemas.openxmlformats.org/drawingml/2006/picture">
                 <pic:pic xmlns:pic="http://schemas.openxmlformats.org/drawingml/2006/picture">
                   <pic:nvPicPr>
-                    <pic:cNvPr id="42430555" name="Picture 42430555"/>
+                    <pic:cNvPr id="100000" name="image100000"/>
                     <pic:cNvPicPr/>
                   </pic:nvPicPr>
                   <pic:blipFill>
@@ -3570,7 +2789,7 @@
                   <pic:spPr>
                     <a:xfrm>
                       <a:off x="0" y="0"/>
-                      <a:ext cx="3434081" cy="1931671"/>
+                      <a:ext cx="3429000" cy="1924050"/>
                     </a:xfrm>
                     <a:prstGeom prst="rect">
                       <a:avLst/>
@@ -3585,15 +2804,12 @@
       <w:r>
         <w:rPr>
           <w:noProof/>
-          <w:sz w:val="24"/>
-          <w:szCs w:val="24"/>
-          <w:lang w:val="en-IN"/>
         </w:rPr>
         <w:drawing>
-          <wp:inline distT="0" distB="0" distL="0" distR="0" wp14:anchorId="74D358C4" wp14:editId="454171DF">
-            <wp:extent cx="3332480" cy="1874520"/>
-            <wp:effectExtent l="0" t="0" r="1270" b="0"/>
-            <wp:docPr id="1884695783" name="Picture 2"/>
+          <wp:inline distT="0" distB="0" distL="0" distR="0" wp14:anchorId="424F7B28" wp14:editId="7E3477EE">
+            <wp:extent cx="3333750" cy="1876425"/>
+            <wp:effectExtent l="0" t="0" r="0" b="0"/>
+            <wp:docPr id="100001" name="Picture 100001"/>
             <wp:cNvGraphicFramePr>
               <a:graphicFrameLocks xmlns:a="http://schemas.openxmlformats.org/drawingml/2006/main" noChangeAspect="1"/>
             </wp:cNvGraphicFramePr>
@@ -3601,7 +2817,7 @@
               <a:graphicData uri="http://schemas.openxmlformats.org/drawingml/2006/picture">
                 <pic:pic xmlns:pic="http://schemas.openxmlformats.org/drawingml/2006/picture">
                   <pic:nvPicPr>
-                    <pic:cNvPr id="1884695783" name="Picture 1884695783"/>
+                    <pic:cNvPr id="100001" name="image100001"/>
                     <pic:cNvPicPr/>
                   </pic:nvPicPr>
                   <pic:blipFill>
@@ -3613,7 +2829,7 @@
                   <pic:spPr>
                     <a:xfrm>
                       <a:off x="0" y="0"/>
-                      <a:ext cx="3336020" cy="1876511"/>
+                      <a:ext cx="3333750" cy="1876425"/>
                     </a:xfrm>
                     <a:prstGeom prst="rect">
                       <a:avLst/>
@@ -3628,15 +2844,12 @@
       <w:r>
         <w:rPr>
           <w:noProof/>
-          <w:sz w:val="24"/>
-          <w:szCs w:val="24"/>
-          <w:lang w:val="en-IN"/>
         </w:rPr>
         <w:drawing>
-          <wp:inline distT="0" distB="0" distL="0" distR="0" wp14:anchorId="06ABB7FE" wp14:editId="41581AD8">
-            <wp:extent cx="3291840" cy="1851660"/>
-            <wp:effectExtent l="0" t="0" r="3810" b="0"/>
-            <wp:docPr id="1096230385" name="Picture 3"/>
+          <wp:inline distT="0" distB="0" distL="0" distR="0" wp14:anchorId="3DE9F3D3" wp14:editId="533BC3FC">
+            <wp:extent cx="3295650" cy="1847850"/>
+            <wp:effectExtent l="0" t="0" r="0" b="0"/>
+            <wp:docPr id="100002" name="Picture 100002"/>
             <wp:cNvGraphicFramePr>
               <a:graphicFrameLocks xmlns:a="http://schemas.openxmlformats.org/drawingml/2006/main" noChangeAspect="1"/>
             </wp:cNvGraphicFramePr>
@@ -3644,7 +2857,7 @@
               <a:graphicData uri="http://schemas.openxmlformats.org/drawingml/2006/picture">
                 <pic:pic xmlns:pic="http://schemas.openxmlformats.org/drawingml/2006/picture">
                   <pic:nvPicPr>
-                    <pic:cNvPr id="1096230385" name="Picture 1096230385"/>
+                    <pic:cNvPr id="100002" name="image100002"/>
                     <pic:cNvPicPr/>
                   </pic:nvPicPr>
                   <pic:blipFill>
@@ -3656,7 +2869,7 @@
                   <pic:spPr>
                     <a:xfrm>
                       <a:off x="0" y="0"/>
-                      <a:ext cx="3299205" cy="1855803"/>
+                      <a:ext cx="3295650" cy="1847850"/>
                     </a:xfrm>
                     <a:prstGeom prst="rect">
                       <a:avLst/>
@@ -3671,16 +2884,13 @@
       <w:r>
         <w:rPr>
           <w:noProof/>
-          <w:sz w:val="24"/>
-          <w:szCs w:val="24"/>
-          <w:lang w:val="en-IN"/>
         </w:rPr>
         <w:lastRenderedPageBreak/>
         <w:drawing>
-          <wp:inline distT="0" distB="0" distL="0" distR="0" wp14:anchorId="2CB2485B" wp14:editId="044E7F79">
-            <wp:extent cx="4131733" cy="2324100"/>
-            <wp:effectExtent l="0" t="0" r="2540" b="0"/>
-            <wp:docPr id="1697052827" name="Picture 4"/>
+          <wp:inline distT="0" distB="0" distL="0" distR="0" wp14:anchorId="36DA8EB0" wp14:editId="79A0BE3D">
+            <wp:extent cx="4133850" cy="2324100"/>
+            <wp:effectExtent l="0" t="0" r="0" b="0"/>
+            <wp:docPr id="100003" name="Picture 100003"/>
             <wp:cNvGraphicFramePr>
               <a:graphicFrameLocks xmlns:a="http://schemas.openxmlformats.org/drawingml/2006/main" noChangeAspect="1"/>
             </wp:cNvGraphicFramePr>
@@ -3688,7 +2898,7 @@
               <a:graphicData uri="http://schemas.openxmlformats.org/drawingml/2006/picture">
                 <pic:pic xmlns:pic="http://schemas.openxmlformats.org/drawingml/2006/picture">
                   <pic:nvPicPr>
-                    <pic:cNvPr id="1697052827" name="Picture 1697052827"/>
+                    <pic:cNvPr id="100003" name="image100003"/>
                     <pic:cNvPicPr/>
                   </pic:nvPicPr>
                   <pic:blipFill>
@@ -3700,7 +2910,7 @@
                   <pic:spPr>
                     <a:xfrm>
                       <a:off x="0" y="0"/>
-                      <a:ext cx="4144035" cy="2331020"/>
+                      <a:ext cx="4133850" cy="2324100"/>
                     </a:xfrm>
                     <a:prstGeom prst="rect">
                       <a:avLst/>
@@ -3715,15 +2925,12 @@
       <w:r>
         <w:rPr>
           <w:noProof/>
-          <w:sz w:val="24"/>
-          <w:szCs w:val="24"/>
-          <w:lang w:val="en-IN"/>
         </w:rPr>
         <w:drawing>
-          <wp:inline distT="0" distB="0" distL="0" distR="0" wp14:anchorId="18F31012" wp14:editId="69B87E0A">
-            <wp:extent cx="4251960" cy="3291618"/>
-            <wp:effectExtent l="0" t="0" r="0" b="4445"/>
-            <wp:docPr id="1115640470" name="Picture 5"/>
+          <wp:inline distT="0" distB="0" distL="0" distR="0" wp14:anchorId="26AF353B" wp14:editId="2A99D0B5">
+            <wp:extent cx="4248150" cy="3295650"/>
+            <wp:effectExtent l="0" t="0" r="0" b="0"/>
+            <wp:docPr id="100004" name="Picture 100004"/>
             <wp:cNvGraphicFramePr>
               <a:graphicFrameLocks xmlns:a="http://schemas.openxmlformats.org/drawingml/2006/main" noChangeAspect="1"/>
             </wp:cNvGraphicFramePr>
@@ -3731,7 +2938,7 @@
               <a:graphicData uri="http://schemas.openxmlformats.org/drawingml/2006/picture">
                 <pic:pic xmlns:pic="http://schemas.openxmlformats.org/drawingml/2006/picture">
                   <pic:nvPicPr>
-                    <pic:cNvPr id="1115640470" name="Picture 1115640470"/>
+                    <pic:cNvPr id="100004" name="image100004"/>
                     <pic:cNvPicPr/>
                   </pic:nvPicPr>
                   <pic:blipFill>
@@ -3743,7 +2950,7 @@
                   <pic:spPr>
                     <a:xfrm>
                       <a:off x="0" y="0"/>
-                      <a:ext cx="4269091" cy="3304880"/>
+                      <a:ext cx="4248150" cy="3295650"/>
                     </a:xfrm>
                     <a:prstGeom prst="rect">
                       <a:avLst/>
@@ -3761,7 +2968,6 @@
         <w:rPr>
           <w:sz w:val="24"/>
           <w:szCs w:val="24"/>
-          <w:lang w:val="en-IN"/>
         </w:rPr>
       </w:pPr>
     </w:p>
